--- a/internal_doc/00.项目管理/01.会议纪要/例会纪要_20140707.docx
+++ b/internal_doc/00.项目管理/01.会议纪要/例会纪要_20140707.docx
@@ -55,7 +55,7 @@
               <w:rPr>
                 <w:rFonts w:hint="eastAsia"/>
               </w:rPr>
-              <w:t>6</w:t>
+              <w:t>7</w:t>
             </w:r>
             <w:r>
               <w:rPr>
@@ -67,7 +67,7 @@
               <w:rPr>
                 <w:rFonts w:hint="eastAsia"/>
               </w:rPr>
-              <w:t>30</w:t>
+              <w:t>7</w:t>
             </w:r>
           </w:p>
         </w:tc>
@@ -97,12 +97,14 @@
             <w:tcW w:w="6571" w:type="dxa"/>
           </w:tcPr>
           <w:p>
+            <w:proofErr w:type="spellStart"/>
             <w:r>
               <w:rPr>
                 <w:rFonts w:hint="eastAsia"/>
               </w:rPr>
               <w:t>SequoiaDB</w:t>
             </w:r>
+            <w:proofErr w:type="spellEnd"/>
             <w:r>
               <w:rPr>
                 <w:rFonts w:hint="eastAsia"/>
@@ -253,7 +255,7 @@
               <w:rPr>
                 <w:rFonts w:hint="eastAsia"/>
               </w:rPr>
-              <w:t>丁普升</w:t>
+              <w:t>龙阳</w:t>
             </w:r>
           </w:p>
         </w:tc>
@@ -314,12 +316,42 @@
         </w:rPr>
         <w:t>存在用例失败情况需要定位，</w:t>
       </w:r>
+      <w:proofErr w:type="spellStart"/>
       <w:r>
         <w:rPr>
           <w:rFonts w:hint="eastAsia"/>
         </w:rPr>
-        <w:t>ubuntu/suse/ppc</w:t>
+        <w:t>ubuntu</w:t>
       </w:r>
+      <w:proofErr w:type="spellEnd"/>
+      <w:r>
+        <w:rPr>
+          <w:rFonts w:hint="eastAsia"/>
+        </w:rPr>
+        <w:t>/</w:t>
+      </w:r>
+      <w:proofErr w:type="spellStart"/>
+      <w:r>
+        <w:rPr>
+          <w:rFonts w:hint="eastAsia"/>
+        </w:rPr>
+        <w:t>suse</w:t>
+      </w:r>
+      <w:proofErr w:type="spellEnd"/>
+      <w:r>
+        <w:rPr>
+          <w:rFonts w:hint="eastAsia"/>
+        </w:rPr>
+        <w:t>/</w:t>
+      </w:r>
+      <w:proofErr w:type="spellStart"/>
+      <w:r>
+        <w:rPr>
+          <w:rFonts w:hint="eastAsia"/>
+        </w:rPr>
+        <w:t>ppc</w:t>
+      </w:r>
+      <w:proofErr w:type="spellEnd"/>
       <w:r>
         <w:rPr>
           <w:rFonts w:hint="eastAsia"/>
@@ -332,12 +364,14 @@
         </w:rPr>
         <w:t>（其中</w:t>
       </w:r>
+      <w:proofErr w:type="spellStart"/>
       <w:r>
         <w:rPr>
           <w:rFonts w:hint="eastAsia"/>
         </w:rPr>
         <w:t>js</w:t>
       </w:r>
+      <w:proofErr w:type="spellEnd"/>
       <w:r>
         <w:rPr>
           <w:rFonts w:hint="eastAsia"/>
@@ -348,8 +382,16 @@
         <w:rPr>
           <w:rFonts w:hint="eastAsia"/>
         </w:rPr>
-        <w:t>c/c++</w:t>
+        <w:t>c/</w:t>
       </w:r>
+      <w:proofErr w:type="spellStart"/>
+      <w:r>
+        <w:rPr>
+          <w:rFonts w:hint="eastAsia"/>
+        </w:rPr>
+        <w:t>c++</w:t>
+      </w:r>
+      <w:proofErr w:type="spellEnd"/>
       <w:r>
         <w:rPr>
           <w:rFonts w:hint="eastAsia"/>
@@ -527,11 +569,19 @@
             <w:tcW w:w="3652" w:type="dxa"/>
           </w:tcPr>
           <w:p>
-            <w:r>
-              <w:rPr>
-                <w:rFonts w:hint="eastAsia"/>
-              </w:rPr>
-              <w:t xml:space="preserve">sdb </w:t>
+            <w:proofErr w:type="spellStart"/>
+            <w:r>
+              <w:rPr>
+                <w:rFonts w:hint="eastAsia"/>
+              </w:rPr>
+              <w:t>sdb</w:t>
+            </w:r>
+            <w:proofErr w:type="spellEnd"/>
+            <w:r>
+              <w:rPr>
+                <w:rFonts w:hint="eastAsia"/>
+              </w:rPr>
+              <w:t xml:space="preserve"> </w:t>
             </w:r>
             <w:r>
               <w:rPr>
@@ -586,12 +636,14 @@
             <w:tcW w:w="3652" w:type="dxa"/>
           </w:tcPr>
           <w:p>
+            <w:proofErr w:type="spellStart"/>
             <w:r>
               <w:rPr>
                 <w:rFonts w:hint="eastAsia"/>
               </w:rPr>
               <w:t>OMAgent</w:t>
             </w:r>
+            <w:proofErr w:type="spellEnd"/>
             <w:r>
               <w:rPr>
                 <w:rFonts w:hint="eastAsia"/>
@@ -763,12 +815,14 @@
               </w:rPr>
               <w:t>驱动</w:t>
             </w:r>
+            <w:proofErr w:type="spellStart"/>
             <w:r>
               <w:rPr>
                 <w:rFonts w:hint="eastAsia"/>
               </w:rPr>
               <w:t>client.c</w:t>
             </w:r>
+            <w:proofErr w:type="spellEnd"/>
             <w:r>
               <w:rPr>
                 <w:rFonts w:hint="eastAsia"/>
@@ -820,12 +874,14 @@
               </w:rPr>
               <w:t>完成一部分，</w:t>
             </w:r>
+            <w:proofErr w:type="spellStart"/>
             <w:r>
               <w:rPr>
                 <w:rFonts w:hint="eastAsia"/>
               </w:rPr>
               <w:t>client.c</w:t>
             </w:r>
+            <w:proofErr w:type="spellEnd"/>
             <w:r>
               <w:rPr>
                 <w:rFonts w:hint="eastAsia"/>
@@ -849,12 +905,14 @@
             <w:tcW w:w="3652" w:type="dxa"/>
           </w:tcPr>
           <w:p>
+            <w:proofErr w:type="spellStart"/>
             <w:r>
               <w:rPr>
                 <w:rFonts w:hint="eastAsia"/>
               </w:rPr>
               <w:t>loaderRunner</w:t>
             </w:r>
+            <w:proofErr w:type="spellEnd"/>
           </w:p>
         </w:tc>
         <w:tc>
@@ -894,11 +952,6 @@
             <w:tcW w:w="1818" w:type="dxa"/>
           </w:tcPr>
           <w:p>
-            <w:pPr>
-              <w:rPr>
-                <w:rFonts w:hint="eastAsia"/>
-              </w:rPr>
-            </w:pPr>
             <w:r>
               <w:rPr>
                 <w:rFonts w:hint="eastAsia"/>
@@ -933,7 +986,6 @@
           <w:p>
             <w:pPr>
               <w:rPr>
-                <w:rFonts w:hint="eastAsia"/>
                 <w:color w:val="FF0000"/>
               </w:rPr>
             </w:pPr>
@@ -944,6 +996,7 @@
               </w:rPr>
               <w:t>出现</w:t>
             </w:r>
+            <w:proofErr w:type="spellStart"/>
             <w:r>
               <w:rPr>
                 <w:rFonts w:hint="eastAsia"/>
@@ -951,6 +1004,7 @@
               </w:rPr>
               <w:t>oom</w:t>
             </w:r>
+            <w:proofErr w:type="spellEnd"/>
             <w:r>
               <w:rPr>
                 <w:rFonts w:hint="eastAsia"/>
@@ -958,6 +1012,7 @@
               </w:rPr>
               <w:t>（</w:t>
             </w:r>
+            <w:proofErr w:type="spellStart"/>
             <w:r>
               <w:rPr>
                 <w:rFonts w:hint="eastAsia"/>
@@ -965,6 +1020,7 @@
               </w:rPr>
               <w:t>Sequoiadb</w:t>
             </w:r>
+            <w:proofErr w:type="spellEnd"/>
             <w:r>
               <w:rPr>
                 <w:rFonts w:hint="eastAsia"/>
@@ -1045,11 +1101,6 @@
             <w:tcW w:w="1818" w:type="dxa"/>
           </w:tcPr>
           <w:p>
-            <w:pPr>
-              <w:rPr>
-                <w:rFonts w:hint="eastAsia"/>
-              </w:rPr>
-            </w:pPr>
             <w:r>
               <w:rPr>
                 <w:rFonts w:hint="eastAsia"/>
@@ -1152,9 +1203,6 @@
           <w:p>
             <w:pPr>
               <w:jc w:val="left"/>
-              <w:rPr>
-                <w:rFonts w:hint="eastAsia"/>
-              </w:rPr>
             </w:pPr>
             <w:r>
               <w:rPr>
@@ -1162,12 +1210,14 @@
               </w:rPr>
               <w:t>已经完成文件对接、</w:t>
             </w:r>
+            <w:proofErr w:type="spellStart"/>
             <w:r>
               <w:rPr>
                 <w:rFonts w:hint="eastAsia"/>
               </w:rPr>
               <w:t>omserver</w:t>
             </w:r>
+            <w:proofErr w:type="spellEnd"/>
             <w:r>
               <w:rPr>
                 <w:rFonts w:hint="eastAsia"/>
@@ -1298,11 +1348,6 @@
             <w:tcW w:w="1818" w:type="dxa"/>
           </w:tcPr>
           <w:p>
-            <w:pPr>
-              <w:rPr>
-                <w:rFonts w:hint="eastAsia"/>
-              </w:rPr>
-            </w:pPr>
             <w:r>
               <w:rPr>
                 <w:rFonts w:hint="eastAsia"/>
@@ -1461,12 +1506,14 @@
               </w:rPr>
               <w:t>剥离</w:t>
             </w:r>
+            <w:proofErr w:type="spellStart"/>
             <w:r>
               <w:rPr>
                 <w:rFonts w:hint="eastAsia"/>
               </w:rPr>
               <w:t>edu</w:t>
             </w:r>
+            <w:proofErr w:type="spellEnd"/>
             <w:r>
               <w:rPr>
                 <w:rFonts w:hint="eastAsia"/>
@@ -1828,7 +1875,21 @@
               <w:rPr>
                 <w:rFonts w:hint="eastAsia"/>
               </w:rPr>
-              <w:t>c/c++/java</w:t>
+              <w:t>c/</w:t>
+            </w:r>
+            <w:proofErr w:type="spellStart"/>
+            <w:r>
+              <w:rPr>
+                <w:rFonts w:hint="eastAsia"/>
+              </w:rPr>
+              <w:t>c++</w:t>
+            </w:r>
+            <w:proofErr w:type="spellEnd"/>
+            <w:r>
+              <w:rPr>
+                <w:rFonts w:hint="eastAsia"/>
+              </w:rPr>
+              <w:t>/java</w:t>
             </w:r>
           </w:p>
         </w:tc>
@@ -2218,12 +2279,14 @@
               </w:rPr>
               <w:t>与</w:t>
             </w:r>
+            <w:proofErr w:type="spellStart"/>
             <w:r>
               <w:rPr>
                 <w:rFonts w:hint="eastAsia"/>
               </w:rPr>
               <w:t>sdb</w:t>
             </w:r>
+            <w:proofErr w:type="spellEnd"/>
             <w:r>
               <w:rPr>
                 <w:rFonts w:hint="eastAsia"/>
@@ -2266,17 +2329,20 @@
             <w:tcW w:w="3369" w:type="dxa"/>
           </w:tcPr>
           <w:p>
-            <w:pPr>
-              <w:rPr>
-                <w:rFonts w:hint="eastAsia"/>
-              </w:rPr>
-            </w:pPr>
-            <w:r>
-              <w:rPr>
-                <w:rFonts w:hint="eastAsia"/>
-              </w:rPr>
-              <w:t>c#/php</w:t>
-            </w:r>
+            <w:r>
+              <w:rPr>
+                <w:rFonts w:hint="eastAsia"/>
+              </w:rPr>
+              <w:t>c#/</w:t>
+            </w:r>
+            <w:proofErr w:type="spellStart"/>
+            <w:r>
+              <w:rPr>
+                <w:rFonts w:hint="eastAsia"/>
+              </w:rPr>
+              <w:t>php</w:t>
+            </w:r>
+            <w:proofErr w:type="spellEnd"/>
             <w:r>
               <w:rPr>
                 <w:rFonts w:hint="eastAsia"/>
@@ -2322,29 +2388,28 @@
             <w:tcW w:w="3369" w:type="dxa"/>
           </w:tcPr>
           <w:p>
-            <w:pPr>
-              <w:rPr>
-                <w:rFonts w:hint="eastAsia"/>
-              </w:rPr>
-            </w:pPr>
+            <w:proofErr w:type="spellStart"/>
             <w:r>
               <w:rPr>
                 <w:rFonts w:hint="eastAsia"/>
               </w:rPr>
               <w:t>js</w:t>
             </w:r>
+            <w:proofErr w:type="spellEnd"/>
             <w:r>
               <w:rPr>
                 <w:rFonts w:hint="eastAsia"/>
               </w:rPr>
               <w:t>测试用例（创建</w:t>
             </w:r>
+            <w:proofErr w:type="spellStart"/>
             <w:r>
               <w:rPr>
                 <w:rFonts w:hint="eastAsia"/>
               </w:rPr>
               <w:t>cl</w:t>
             </w:r>
+            <w:proofErr w:type="spellEnd"/>
             <w:r>
               <w:rPr>
                 <w:rFonts w:hint="eastAsia"/>
@@ -2414,13 +2479,7 @@
           <w:tcPr>
             <w:tcW w:w="3369" w:type="dxa"/>
           </w:tcPr>
-          <w:p>
-            <w:pPr>
-              <w:rPr>
-                <w:rFonts w:hint="eastAsia"/>
-              </w:rPr>
-            </w:pPr>
-          </w:p>
+          <w:p/>
         </w:tc>
         <w:tc>
           <w:tcPr>
@@ -2622,8 +2681,17 @@
                 <w:rFonts w:hint="eastAsia"/>
                 <w:color w:val="DDD9C3" w:themeColor="background2" w:themeShade="E6"/>
               </w:rPr>
-              <w:t>OM js</w:t>
-            </w:r>
+              <w:t xml:space="preserve">OM </w:t>
+            </w:r>
+            <w:proofErr w:type="spellStart"/>
+            <w:r>
+              <w:rPr>
+                <w:rFonts w:hint="eastAsia"/>
+                <w:color w:val="DDD9C3" w:themeColor="background2" w:themeShade="E6"/>
+              </w:rPr>
+              <w:t>js</w:t>
+            </w:r>
+            <w:proofErr w:type="spellEnd"/>
             <w:r>
               <w:rPr>
                 <w:rFonts w:hint="eastAsia"/>
@@ -2940,34 +3008,43 @@
           <w:p>
             <w:pPr>
               <w:rPr>
-                <w:color w:val="95DD9F" w:themeColor="background1" w:themeShade="D9"/>
-              </w:rPr>
-            </w:pPr>
-            <w:r>
-              <w:rPr>
-                <w:rFonts w:hint="eastAsia"/>
-                <w:color w:val="95DD9F" w:themeColor="background1" w:themeShade="D9"/>
+                <w:color w:val="D9D9D9" w:themeColor="background1" w:themeShade="D9"/>
+              </w:rPr>
+            </w:pPr>
+            <w:r>
+              <w:rPr>
+                <w:rFonts w:hint="eastAsia"/>
+                <w:color w:val="D9D9D9" w:themeColor="background1" w:themeShade="D9"/>
               </w:rPr>
               <w:t>PG</w:t>
             </w:r>
             <w:r>
               <w:rPr>
                 <w:rFonts w:hint="eastAsia"/>
-                <w:color w:val="95DD9F" w:themeColor="background1" w:themeShade="D9"/>
+                <w:color w:val="D9D9D9" w:themeColor="background1" w:themeShade="D9"/>
               </w:rPr>
               <w:t>和</w:t>
             </w:r>
-            <w:r>
-              <w:rPr>
-                <w:rFonts w:hint="eastAsia"/>
-                <w:color w:val="95DD9F" w:themeColor="background1" w:themeShade="D9"/>
-              </w:rPr>
-              <w:t xml:space="preserve">sequoiadb </w:t>
-            </w:r>
-            <w:r>
-              <w:rPr>
-                <w:rFonts w:hint="eastAsia"/>
-                <w:color w:val="95DD9F" w:themeColor="background1" w:themeShade="D9"/>
+            <w:proofErr w:type="spellStart"/>
+            <w:r>
+              <w:rPr>
+                <w:rFonts w:hint="eastAsia"/>
+                <w:color w:val="D9D9D9" w:themeColor="background1" w:themeShade="D9"/>
+              </w:rPr>
+              <w:t>sequoiadb</w:t>
+            </w:r>
+            <w:proofErr w:type="spellEnd"/>
+            <w:r>
+              <w:rPr>
+                <w:rFonts w:hint="eastAsia"/>
+                <w:color w:val="D9D9D9" w:themeColor="background1" w:themeShade="D9"/>
+              </w:rPr>
+              <w:t xml:space="preserve"> </w:t>
+            </w:r>
+            <w:r>
+              <w:rPr>
+                <w:rFonts w:hint="eastAsia"/>
+                <w:color w:val="D9D9D9" w:themeColor="background1" w:themeShade="D9"/>
               </w:rPr>
               <w:t>对接</w:t>
             </w:r>
@@ -2980,13 +3057,13 @@
           <w:p>
             <w:pPr>
               <w:rPr>
-                <w:color w:val="95DD9F" w:themeColor="background1" w:themeShade="D9"/>
-              </w:rPr>
-            </w:pPr>
-            <w:r>
-              <w:rPr>
-                <w:rFonts w:hint="eastAsia"/>
-                <w:color w:val="95DD9F" w:themeColor="background1" w:themeShade="D9"/>
+                <w:color w:val="D9D9D9" w:themeColor="background1" w:themeShade="D9"/>
+              </w:rPr>
+            </w:pPr>
+            <w:r>
+              <w:rPr>
+                <w:rFonts w:hint="eastAsia"/>
+                <w:color w:val="D9D9D9" w:themeColor="background1" w:themeShade="D9"/>
               </w:rPr>
               <w:t>龙阳</w:t>
             </w:r>
@@ -2999,13 +3076,13 @@
           <w:p>
             <w:pPr>
               <w:rPr>
-                <w:color w:val="95DD9F" w:themeColor="background1" w:themeShade="D9"/>
-              </w:rPr>
-            </w:pPr>
-            <w:r>
-              <w:rPr>
-                <w:rFonts w:hint="eastAsia"/>
-                <w:color w:val="95DD9F" w:themeColor="background1" w:themeShade="D9"/>
+                <w:color w:val="D9D9D9" w:themeColor="background1" w:themeShade="D9"/>
+              </w:rPr>
+            </w:pPr>
+            <w:r>
+              <w:rPr>
+                <w:rFonts w:hint="eastAsia"/>
+                <w:color w:val="D9D9D9" w:themeColor="background1" w:themeShade="D9"/>
               </w:rPr>
               <w:t>5-26</w:t>
             </w:r>
@@ -3018,7 +3095,7 @@
           <w:p>
             <w:pPr>
               <w:rPr>
-                <w:color w:val="95DD9F" w:themeColor="background1" w:themeShade="D9"/>
+                <w:color w:val="D9D9D9" w:themeColor="background1" w:themeShade="D9"/>
               </w:rPr>
             </w:pPr>
           </w:p>
@@ -3030,13 +3107,13 @@
           <w:p>
             <w:pPr>
               <w:rPr>
-                <w:color w:val="95DD9F" w:themeColor="background1" w:themeShade="D9"/>
-              </w:rPr>
-            </w:pPr>
-            <w:r>
-              <w:rPr>
-                <w:rFonts w:hint="eastAsia"/>
-                <w:color w:val="95DD9F" w:themeColor="background1" w:themeShade="D9"/>
+                <w:color w:val="D9D9D9" w:themeColor="background1" w:themeShade="D9"/>
+              </w:rPr>
+            </w:pPr>
+            <w:r>
+              <w:rPr>
+                <w:rFonts w:hint="eastAsia"/>
+                <w:color w:val="D9D9D9" w:themeColor="background1" w:themeShade="D9"/>
               </w:rPr>
               <w:t>已经完成</w:t>
             </w:r>
@@ -3044,7 +3121,7 @@
           <w:p>
             <w:pPr>
               <w:rPr>
-                <w:color w:val="95DD9F" w:themeColor="background1" w:themeShade="D9"/>
+                <w:color w:val="D9D9D9" w:themeColor="background1" w:themeShade="D9"/>
               </w:rPr>
             </w:pPr>
           </w:p>
@@ -3158,6 +3235,7 @@
               </w:rPr>
               <w:t>调整部分</w:t>
             </w:r>
+            <w:proofErr w:type="spellStart"/>
             <w:r>
               <w:rPr>
                 <w:rFonts w:hint="eastAsia"/>
@@ -3165,6 +3243,7 @@
               </w:rPr>
               <w:t>js</w:t>
             </w:r>
+            <w:proofErr w:type="spellEnd"/>
             <w:r>
               <w:rPr>
                 <w:rFonts w:hint="eastAsia"/>
@@ -3734,7 +3813,23 @@
                 <w:rFonts w:hint="eastAsia"/>
                 <w:color w:val="C4BC96" w:themeColor="background2" w:themeShade="BF"/>
               </w:rPr>
-              <w:t>c/c++ java</w:t>
+              <w:t>c/</w:t>
+            </w:r>
+            <w:proofErr w:type="spellStart"/>
+            <w:r>
+              <w:rPr>
+                <w:rFonts w:hint="eastAsia"/>
+                <w:color w:val="C4BC96" w:themeColor="background2" w:themeShade="BF"/>
+              </w:rPr>
+              <w:t>c++</w:t>
+            </w:r>
+            <w:proofErr w:type="spellEnd"/>
+            <w:r>
+              <w:rPr>
+                <w:rFonts w:hint="eastAsia"/>
+                <w:color w:val="C4BC96" w:themeColor="background2" w:themeShade="BF"/>
+              </w:rPr>
+              <w:t xml:space="preserve"> java</w:t>
             </w:r>
           </w:p>
         </w:tc>
@@ -3847,6 +3942,7 @@
               </w:rPr>
               <w:t>个</w:t>
             </w:r>
+            <w:proofErr w:type="spellStart"/>
             <w:r>
               <w:rPr>
                 <w:rFonts w:hint="eastAsia"/>
@@ -3854,6 +3950,7 @@
               </w:rPr>
               <w:t>jira</w:t>
             </w:r>
+            <w:proofErr w:type="spellEnd"/>
             <w:r>
               <w:rPr>
                 <w:rFonts w:hint="eastAsia"/>
@@ -4396,6 +4493,7 @@
               </w:rPr>
               <w:t>个</w:t>
             </w:r>
+            <w:proofErr w:type="spellStart"/>
             <w:r>
               <w:rPr>
                 <w:rFonts w:hint="eastAsia"/>
@@ -4403,6 +4501,7 @@
               </w:rPr>
               <w:t>jira</w:t>
             </w:r>
+            <w:proofErr w:type="spellEnd"/>
             <w:r>
               <w:rPr>
                 <w:rFonts w:hint="eastAsia"/>
@@ -4532,7 +4631,6 @@
           <w:p>
             <w:pPr>
               <w:rPr>
-                <w:rFonts w:hint="eastAsia"/>
                 <w:color w:val="C4BC96" w:themeColor="background2" w:themeShade="BF"/>
               </w:rPr>
             </w:pPr>
@@ -4545,7 +4643,6 @@
           <w:p>
             <w:pPr>
               <w:rPr>
-                <w:rFonts w:hint="eastAsia"/>
                 <w:color w:val="C4BC96" w:themeColor="background2" w:themeShade="BF"/>
               </w:rPr>
             </w:pPr>
@@ -4558,7 +4655,6 @@
           <w:p>
             <w:pPr>
               <w:rPr>
-                <w:rFonts w:hint="eastAsia"/>
                 <w:color w:val="C4BC96" w:themeColor="background2" w:themeShade="BF"/>
               </w:rPr>
             </w:pPr>
@@ -4571,7 +4667,6 @@
           <w:p>
             <w:pPr>
               <w:rPr>
-                <w:rFonts w:hint="eastAsia"/>
                 <w:color w:val="C4BC96" w:themeColor="background2" w:themeShade="BF"/>
               </w:rPr>
             </w:pPr>
@@ -4584,7 +4679,6 @@
           <w:p>
             <w:pPr>
               <w:rPr>
-                <w:rFonts w:hint="eastAsia"/>
                 <w:color w:val="C4BC96" w:themeColor="background2" w:themeShade="BF"/>
               </w:rPr>
             </w:pPr>
@@ -5100,7 +5194,7 @@
         <a:sysClr val="windowText" lastClr="000000"/>
       </a:dk1>
       <a:lt1>
-        <a:sysClr val="window" lastClr="C7EDCC"/>
+        <a:sysClr val="window" lastClr="FFFFFF"/>
       </a:lt1>
       <a:dk2>
         <a:srgbClr val="1F497D"/>

--- a/internal_doc/00.项目管理/01.会议纪要/例会纪要_20140707.docx
+++ b/internal_doc/00.项目管理/01.会议纪要/例会纪要_20140707.docx
@@ -183,18 +183,6 @@
                 <w:rFonts w:hint="eastAsia"/>
               </w:rPr>
               <w:t>刘武兴</w:t>
-            </w:r>
-            <w:r>
-              <w:rPr>
-                <w:rFonts w:hint="eastAsia"/>
-              </w:rPr>
-              <w:t>、</w:t>
-            </w:r>
-            <w:r>
-              <w:rPr>
-                <w:rFonts w:hint="eastAsia"/>
-              </w:rPr>
-              <w:t>王嘉曦</w:t>
             </w:r>
           </w:p>
         </w:tc>
@@ -807,27 +795,19 @@
               <w:rPr>
                 <w:rFonts w:hint="eastAsia"/>
               </w:rPr>
-              <w:t>C</w:t>
-            </w:r>
-            <w:r>
-              <w:rPr>
-                <w:rFonts w:hint="eastAsia"/>
-              </w:rPr>
-              <w:t>驱动</w:t>
-            </w:r>
-            <w:proofErr w:type="spellStart"/>
-            <w:r>
-              <w:rPr>
-                <w:rFonts w:hint="eastAsia"/>
-              </w:rPr>
-              <w:t>client.c</w:t>
-            </w:r>
-            <w:proofErr w:type="spellEnd"/>
-            <w:r>
-              <w:rPr>
-                <w:rFonts w:hint="eastAsia"/>
-              </w:rPr>
-              <w:t>的代码整理</w:t>
+              <w:t>测试</w:t>
+            </w:r>
+            <w:r>
+              <w:rPr>
+                <w:rFonts w:hint="eastAsia"/>
+              </w:rPr>
+              <w:t>java</w:t>
+            </w:r>
+            <w:r>
+              <w:rPr>
+                <w:rFonts w:hint="eastAsia"/>
+              </w:rPr>
+              <w:t>基本类型</w:t>
             </w:r>
           </w:p>
         </w:tc>
@@ -840,7 +820,7 @@
               <w:rPr>
                 <w:rFonts w:hint="eastAsia"/>
               </w:rPr>
-              <w:t>王文净</w:t>
+              <w:t>谭钊波</w:t>
             </w:r>
           </w:p>
         </w:tc>
@@ -853,7 +833,7 @@
               <w:rPr>
                 <w:rFonts w:hint="eastAsia"/>
               </w:rPr>
-              <w:t>6-3</w:t>
+              <w:t>7-7</w:t>
             </w:r>
           </w:p>
         </w:tc>
@@ -872,29 +852,7 @@
               <w:rPr>
                 <w:rFonts w:hint="eastAsia"/>
               </w:rPr>
-              <w:t>完成一部分，</w:t>
-            </w:r>
-            <w:proofErr w:type="spellStart"/>
-            <w:r>
-              <w:rPr>
-                <w:rFonts w:hint="eastAsia"/>
-              </w:rPr>
-              <w:t>client.c</w:t>
-            </w:r>
-            <w:proofErr w:type="spellEnd"/>
-            <w:r>
-              <w:rPr>
-                <w:rFonts w:hint="eastAsia"/>
-              </w:rPr>
-              <w:t>提交</w:t>
-            </w:r>
-          </w:p>
-          <w:p>
-            <w:r>
-              <w:rPr>
-                <w:rFonts w:hint="eastAsia"/>
-              </w:rPr>
-              <w:t>修改几个问题</w:t>
+              <w:t>预期完成文档，主要涉及正则表达式</w:t>
             </w:r>
           </w:p>
         </w:tc>
@@ -905,14 +863,32 @@
             <w:tcW w:w="3652" w:type="dxa"/>
           </w:tcPr>
           <w:p>
+            <w:r>
+              <w:rPr>
+                <w:rFonts w:hint="eastAsia"/>
+              </w:rPr>
+              <w:t>C</w:t>
+            </w:r>
+            <w:r>
+              <w:rPr>
+                <w:rFonts w:hint="eastAsia"/>
+              </w:rPr>
+              <w:t>驱动</w:t>
+            </w:r>
             <w:proofErr w:type="spellStart"/>
             <w:r>
               <w:rPr>
                 <w:rFonts w:hint="eastAsia"/>
               </w:rPr>
-              <w:t>loaderRunner</w:t>
+              <w:t>client.c</w:t>
             </w:r>
             <w:proofErr w:type="spellEnd"/>
+            <w:r>
+              <w:rPr>
+                <w:rFonts w:hint="eastAsia"/>
+              </w:rPr>
+              <w:t>的代码整理</w:t>
+            </w:r>
           </w:p>
         </w:tc>
         <w:tc>
@@ -937,7 +913,7 @@
               <w:rPr>
                 <w:rFonts w:hint="eastAsia"/>
               </w:rPr>
-              <w:t>6-23</w:t>
+              <w:t>6-3</w:t>
             </w:r>
           </w:p>
         </w:tc>
@@ -956,80 +932,31 @@
               <w:rPr>
                 <w:rFonts w:hint="eastAsia"/>
               </w:rPr>
-              <w:t>已经完成民生的</w:t>
-            </w:r>
-            <w:r>
-              <w:rPr>
-                <w:rFonts w:hint="eastAsia"/>
-              </w:rPr>
-              <w:t>5</w:t>
-            </w:r>
-            <w:r>
-              <w:rPr>
-                <w:rFonts w:hint="eastAsia"/>
-              </w:rPr>
-              <w:t>个场景，响应时间在</w:t>
-            </w:r>
-            <w:r>
-              <w:rPr>
-                <w:rFonts w:hint="eastAsia"/>
-              </w:rPr>
-              <w:t>1</w:t>
-            </w:r>
-            <w:r>
-              <w:rPr>
-                <w:rFonts w:hint="eastAsia"/>
-              </w:rPr>
-              <w:t>秒内。</w:t>
-            </w:r>
-          </w:p>
-          <w:p>
-            <w:pPr>
-              <w:rPr>
-                <w:color w:val="FF0000"/>
-              </w:rPr>
-            </w:pPr>
-            <w:r>
-              <w:rPr>
-                <w:rFonts w:hint="eastAsia"/>
-                <w:color w:val="FF0000"/>
-              </w:rPr>
-              <w:t>出现</w:t>
+              <w:t>完成一部分，</w:t>
             </w:r>
             <w:proofErr w:type="spellStart"/>
             <w:r>
               <w:rPr>
                 <w:rFonts w:hint="eastAsia"/>
-                <w:color w:val="FF0000"/>
-              </w:rPr>
-              <w:t>oom</w:t>
+              </w:rPr>
+              <w:t>client.c</w:t>
             </w:r>
             <w:proofErr w:type="spellEnd"/>
             <w:r>
               <w:rPr>
                 <w:rFonts w:hint="eastAsia"/>
-                <w:color w:val="FF0000"/>
-              </w:rPr>
-              <w:t>（</w:t>
-            </w:r>
-            <w:proofErr w:type="spellStart"/>
-            <w:r>
-              <w:rPr>
-                <w:rFonts w:hint="eastAsia"/>
-                <w:color w:val="FF0000"/>
-              </w:rPr>
-              <w:t>Sequoiadb</w:t>
-            </w:r>
-            <w:proofErr w:type="spellEnd"/>
-            <w:r>
-              <w:rPr>
-                <w:rFonts w:hint="eastAsia"/>
-                <w:color w:val="FF0000"/>
-              </w:rPr>
-              <w:t>）</w:t>
-            </w:r>
-          </w:p>
-          <w:p/>
+              </w:rPr>
+              <w:t>提交</w:t>
+            </w:r>
+          </w:p>
+          <w:p>
+            <w:r>
+              <w:rPr>
+                <w:rFonts w:hint="eastAsia"/>
+              </w:rPr>
+              <w:t>修改几个问题</w:t>
+            </w:r>
+          </w:p>
         </w:tc>
       </w:tr>
       <w:tr>
@@ -1038,30 +965,14 @@
             <w:tcW w:w="3652" w:type="dxa"/>
           </w:tcPr>
           <w:p>
-            <w:r>
-              <w:rPr>
-                <w:rFonts w:hint="eastAsia"/>
-              </w:rPr>
-              <w:t>PG</w:t>
-            </w:r>
-            <w:r>
-              <w:rPr>
-                <w:rFonts w:hint="eastAsia"/>
-              </w:rPr>
-              <w:t>加入</w:t>
-            </w:r>
-            <w:r>
-              <w:rPr>
-                <w:rFonts w:hint="eastAsia"/>
-              </w:rPr>
-              <w:t>CI</w:t>
-            </w:r>
-            <w:r>
-              <w:rPr>
-                <w:rFonts w:hint="eastAsia"/>
-              </w:rPr>
-              <w:t>。</w:t>
-            </w:r>
+            <w:proofErr w:type="spellStart"/>
+            <w:r>
+              <w:rPr>
+                <w:rFonts w:hint="eastAsia"/>
+              </w:rPr>
+              <w:t>loaderRunner</w:t>
+            </w:r>
+            <w:proofErr w:type="spellEnd"/>
           </w:p>
         </w:tc>
         <w:tc>
@@ -1073,7 +984,7 @@
               <w:rPr>
                 <w:rFonts w:hint="eastAsia"/>
               </w:rPr>
-              <w:t>龙阳</w:t>
+              <w:t>王文净</w:t>
             </w:r>
           </w:p>
         </w:tc>
@@ -1105,17 +1016,80 @@
               <w:rPr>
                 <w:rFonts w:hint="eastAsia"/>
               </w:rPr>
-              <w:t>部署脚本完成，测试场景脚本完成，</w:t>
-            </w:r>
-          </w:p>
-          <w:p>
-            <w:r>
-              <w:rPr>
-                <w:rFonts w:hint="eastAsia"/>
-              </w:rPr>
-              <w:t>还需要补充测试过程、测试用例</w:t>
-            </w:r>
-          </w:p>
+              <w:t>已经完成民生的</w:t>
+            </w:r>
+            <w:r>
+              <w:rPr>
+                <w:rFonts w:hint="eastAsia"/>
+              </w:rPr>
+              <w:t>5</w:t>
+            </w:r>
+            <w:r>
+              <w:rPr>
+                <w:rFonts w:hint="eastAsia"/>
+              </w:rPr>
+              <w:t>个场景，响应时间在</w:t>
+            </w:r>
+            <w:r>
+              <w:rPr>
+                <w:rFonts w:hint="eastAsia"/>
+              </w:rPr>
+              <w:t>1</w:t>
+            </w:r>
+            <w:r>
+              <w:rPr>
+                <w:rFonts w:hint="eastAsia"/>
+              </w:rPr>
+              <w:t>秒内。</w:t>
+            </w:r>
+          </w:p>
+          <w:p>
+            <w:pPr>
+              <w:rPr>
+                <w:color w:val="FF0000"/>
+              </w:rPr>
+            </w:pPr>
+            <w:r>
+              <w:rPr>
+                <w:rFonts w:hint="eastAsia"/>
+                <w:color w:val="FF0000"/>
+              </w:rPr>
+              <w:t>出现</w:t>
+            </w:r>
+            <w:proofErr w:type="spellStart"/>
+            <w:r>
+              <w:rPr>
+                <w:rFonts w:hint="eastAsia"/>
+                <w:color w:val="FF0000"/>
+              </w:rPr>
+              <w:t>oom</w:t>
+            </w:r>
+            <w:proofErr w:type="spellEnd"/>
+            <w:r>
+              <w:rPr>
+                <w:rFonts w:hint="eastAsia"/>
+                <w:color w:val="FF0000"/>
+              </w:rPr>
+              <w:t>（</w:t>
+            </w:r>
+            <w:proofErr w:type="spellStart"/>
+            <w:r>
+              <w:rPr>
+                <w:rFonts w:hint="eastAsia"/>
+                <w:color w:val="FF0000"/>
+              </w:rPr>
+              <w:t>Sequoiadb</w:t>
+            </w:r>
+            <w:proofErr w:type="spellEnd"/>
+            <w:r>
+              <w:rPr>
+                <w:rFonts w:hint="eastAsia"/>
+                <w:color w:val="FF0000"/>
+              </w:rPr>
+              <w:t>）</w:t>
+            </w:r>
+          </w:p>
+          <w:p/>
         </w:tc>
       </w:tr>
       <w:tr>
@@ -1128,39 +1102,21 @@
               <w:rPr>
                 <w:rFonts w:hint="eastAsia"/>
               </w:rPr>
-              <w:t>继续</w:t>
-            </w:r>
-            <w:r>
-              <w:rPr>
-                <w:rFonts w:hint="eastAsia"/>
-              </w:rPr>
-              <w:t xml:space="preserve">OM </w:t>
-            </w:r>
-            <w:r>
-              <w:rPr>
-                <w:rFonts w:hint="eastAsia"/>
-              </w:rPr>
-              <w:t>命令端</w:t>
-            </w:r>
-            <w:r>
-              <w:rPr>
-                <w:rFonts w:hint="eastAsia"/>
-              </w:rPr>
-              <w:t xml:space="preserve"> </w:t>
-            </w:r>
-            <w:r>
-              <w:rPr>
-                <w:rFonts w:hint="eastAsia"/>
-              </w:rPr>
-              <w:t>拉通</w:t>
-            </w:r>
-          </w:p>
-          <w:p>
-            <w:r>
-              <w:rPr>
-                <w:rFonts w:hint="eastAsia"/>
-              </w:rPr>
-              <w:t>继续页面部分开发</w:t>
+              <w:t>已测试“一半读一半写”场景，并与</w:t>
+            </w:r>
+            <w:proofErr w:type="spellStart"/>
+            <w:r>
+              <w:rPr>
+                <w:rFonts w:hint="eastAsia"/>
+              </w:rPr>
+              <w:t>mongodb</w:t>
+            </w:r>
+            <w:proofErr w:type="spellEnd"/>
+            <w:r>
+              <w:rPr>
+                <w:rFonts w:hint="eastAsia"/>
+              </w:rPr>
+              <w:t>进行对比</w:t>
             </w:r>
           </w:p>
         </w:tc>
@@ -1173,7 +1129,7 @@
               <w:rPr>
                 <w:rFonts w:hint="eastAsia"/>
               </w:rPr>
-              <w:t>林友滨何嘉文</w:t>
+              <w:t>王文净</w:t>
             </w:r>
           </w:p>
         </w:tc>
@@ -1186,7 +1142,7 @@
               <w:rPr>
                 <w:rFonts w:hint="eastAsia"/>
               </w:rPr>
-              <w:t>6-16</w:t>
+              <w:t>6-30</w:t>
             </w:r>
           </w:p>
         </w:tc>
@@ -1201,39 +1157,11 @@
             <w:tcW w:w="1818" w:type="dxa"/>
           </w:tcPr>
           <w:p>
-            <w:pPr>
-              <w:jc w:val="left"/>
-            </w:pPr>
-            <w:r>
-              <w:rPr>
-                <w:rFonts w:hint="eastAsia"/>
-              </w:rPr>
-              <w:t>已经完成文件对接、</w:t>
-            </w:r>
-            <w:proofErr w:type="spellStart"/>
-            <w:r>
-              <w:rPr>
-                <w:rFonts w:hint="eastAsia"/>
-              </w:rPr>
-              <w:t>omserver</w:t>
-            </w:r>
-            <w:proofErr w:type="spellEnd"/>
-            <w:r>
-              <w:rPr>
-                <w:rFonts w:hint="eastAsia"/>
-              </w:rPr>
-              <w:t>扫描、检测、添加</w:t>
-            </w:r>
-          </w:p>
-          <w:p>
-            <w:pPr>
-              <w:jc w:val="left"/>
-            </w:pPr>
-            <w:r>
-              <w:rPr>
-                <w:rFonts w:hint="eastAsia"/>
-              </w:rPr>
-              <w:t>这周加安装服务</w:t>
+            <w:r>
+              <w:rPr>
+                <w:rFonts w:hint="eastAsia"/>
+              </w:rPr>
+              <w:t>继续测试，再加若干场景</w:t>
             </w:r>
           </w:p>
         </w:tc>
@@ -1248,47 +1176,99 @@
               <w:rPr>
                 <w:rFonts w:hint="eastAsia"/>
               </w:rPr>
+              <w:t>PG</w:t>
+            </w:r>
+            <w:r>
+              <w:rPr>
+                <w:rFonts w:hint="eastAsia"/>
+              </w:rPr>
+              <w:t>加入</w:t>
+            </w:r>
+            <w:r>
+              <w:rPr>
+                <w:rFonts w:hint="eastAsia"/>
+              </w:rPr>
+              <w:t>CI</w:t>
+            </w:r>
+            <w:r>
+              <w:rPr>
+                <w:rFonts w:hint="eastAsia"/>
+              </w:rPr>
+              <w:t>。</w:t>
+            </w:r>
+          </w:p>
+        </w:tc>
+        <w:tc>
+          <w:tcPr>
+            <w:tcW w:w="992" w:type="dxa"/>
+          </w:tcPr>
+          <w:p>
+            <w:r>
+              <w:rPr>
+                <w:rFonts w:hint="eastAsia"/>
+              </w:rPr>
+              <w:t>龙阳</w:t>
+            </w:r>
+          </w:p>
+        </w:tc>
+        <w:tc>
+          <w:tcPr>
+            <w:tcW w:w="1044" w:type="dxa"/>
+          </w:tcPr>
+          <w:p>
+            <w:r>
+              <w:rPr>
+                <w:rFonts w:hint="eastAsia"/>
+              </w:rPr>
+              <w:t>6-23</w:t>
+            </w:r>
+          </w:p>
+        </w:tc>
+        <w:tc>
+          <w:tcPr>
+            <w:tcW w:w="1016" w:type="dxa"/>
+          </w:tcPr>
+          <w:p/>
+        </w:tc>
+        <w:tc>
+          <w:tcPr>
+            <w:tcW w:w="1818" w:type="dxa"/>
+          </w:tcPr>
+          <w:p>
+            <w:r>
+              <w:rPr>
+                <w:rFonts w:hint="eastAsia"/>
+              </w:rPr>
+              <w:t>部署脚本完成，测试场景脚本完成，</w:t>
+            </w:r>
+          </w:p>
+          <w:p>
+            <w:r>
+              <w:rPr>
+                <w:rFonts w:hint="eastAsia"/>
+              </w:rPr>
+              <w:t>还需要补充测试</w:t>
+            </w:r>
+            <w:r>
+              <w:rPr>
+                <w:rFonts w:hint="eastAsia"/>
+              </w:rPr>
               <w:lastRenderedPageBreak/>
-              <w:t>PHP</w:t>
-            </w:r>
-            <w:r>
-              <w:rPr>
-                <w:rFonts w:hint="eastAsia"/>
-              </w:rPr>
-              <w:t>驱动优化代码</w:t>
-            </w:r>
-          </w:p>
-        </w:tc>
-        <w:tc>
-          <w:tcPr>
-            <w:tcW w:w="992" w:type="dxa"/>
-          </w:tcPr>
-          <w:p>
-            <w:r>
-              <w:rPr>
-                <w:rFonts w:hint="eastAsia"/>
-              </w:rPr>
-              <w:t>何嘉文</w:t>
-            </w:r>
-          </w:p>
-        </w:tc>
-        <w:tc>
-          <w:tcPr>
-            <w:tcW w:w="1044" w:type="dxa"/>
-          </w:tcPr>
-          <w:p/>
-        </w:tc>
-        <w:tc>
-          <w:tcPr>
-            <w:tcW w:w="1016" w:type="dxa"/>
-          </w:tcPr>
-          <w:p/>
-        </w:tc>
-        <w:tc>
-          <w:tcPr>
-            <w:tcW w:w="1818" w:type="dxa"/>
-          </w:tcPr>
-          <w:p/>
+              <w:t>过程、</w:t>
+            </w:r>
+            <w:r>
+              <w:rPr>
+                <w:rFonts w:hint="eastAsia"/>
+              </w:rPr>
+              <w:t>修改</w:t>
+            </w:r>
+            <w:r>
+              <w:rPr>
+                <w:rFonts w:hint="eastAsia"/>
+              </w:rPr>
+              <w:t>测试用例</w:t>
+            </w:r>
+          </w:p>
         </w:tc>
       </w:tr>
       <w:tr>
@@ -1301,13 +1281,14 @@
               <w:rPr>
                 <w:rFonts w:hint="eastAsia"/>
               </w:rPr>
+              <w:lastRenderedPageBreak/>
               <w:t>OM</w:t>
             </w:r>
             <w:r>
               <w:rPr>
                 <w:rFonts w:hint="eastAsia"/>
               </w:rPr>
-              <w:t>部署网页、监控</w:t>
+              <w:t>前端开发</w:t>
             </w:r>
           </w:p>
         </w:tc>
@@ -1348,19 +1329,26 @@
             <w:tcW w:w="1818" w:type="dxa"/>
           </w:tcPr>
           <w:p>
-            <w:r>
-              <w:rPr>
-                <w:rFonts w:hint="eastAsia"/>
-              </w:rPr>
-              <w:t>本周主要进行监控页面开发，</w:t>
-            </w:r>
-          </w:p>
-          <w:p>
-            <w:r>
-              <w:rPr>
-                <w:rFonts w:hint="eastAsia"/>
-              </w:rPr>
-              <w:t>完成若干个模板</w:t>
+            <w:pPr>
+              <w:jc w:val="left"/>
+            </w:pPr>
+            <w:r>
+              <w:rPr>
+                <w:rFonts w:hint="eastAsia"/>
+              </w:rPr>
+              <w:t>部署</w:t>
+            </w:r>
+            <w:r>
+              <w:rPr>
+                <w:rFonts w:hint="eastAsia"/>
+              </w:rPr>
+              <w:t>web</w:t>
+            </w:r>
+            <w:r>
+              <w:rPr>
+                <w:rFonts w:hint="eastAsia"/>
+              </w:rPr>
+              <w:t>页面，安装服务</w:t>
             </w:r>
           </w:p>
         </w:tc>
@@ -1372,22 +1360,19 @@
           </w:tcPr>
           <w:p>
             <w:r>
-              <w:rPr>
-                <w:rFonts w:hint="eastAsia"/>
-              </w:rPr>
-              <w:t>清理</w:t>
-            </w:r>
-            <w:r>
-              <w:rPr>
-                <w:rFonts w:hint="eastAsia"/>
-              </w:rPr>
-              <w:t>JIRA</w:t>
-            </w:r>
-            <w:r>
-              <w:rPr>
-                <w:rFonts w:hint="eastAsia"/>
-              </w:rPr>
-              <w:t>问题单</w:t>
+              <w:t>O</w:t>
+            </w:r>
+            <w:r>
+              <w:rPr>
+                <w:rFonts w:hint="eastAsia"/>
+              </w:rPr>
+              <w:t>m</w:t>
+            </w:r>
+            <w:r>
+              <w:rPr>
+                <w:rFonts w:hint="eastAsia"/>
+              </w:rPr>
+              <w:t>服务端</w:t>
             </w:r>
           </w:p>
         </w:tc>
@@ -1400,7 +1385,7 @@
               <w:rPr>
                 <w:rFonts w:hint="eastAsia"/>
               </w:rPr>
-              <w:t>许建辉</w:t>
+              <w:t>林友滨</w:t>
             </w:r>
           </w:p>
         </w:tc>
@@ -1413,7 +1398,7 @@
               <w:rPr>
                 <w:rFonts w:hint="eastAsia"/>
               </w:rPr>
-              <w:t>6-3</w:t>
+              <w:t>6-16</w:t>
             </w:r>
           </w:p>
         </w:tc>
@@ -1428,17 +1413,14 @@
             <w:tcW w:w="1818" w:type="dxa"/>
           </w:tcPr>
           <w:p>
-            <w:r>
-              <w:rPr>
-                <w:rFonts w:hint="eastAsia"/>
-              </w:rPr>
-              <w:t>本周三发布第二个包</w:t>
-            </w:r>
-            <w:r>
-              <w:rPr>
-                <w:rFonts w:hint="eastAsia"/>
-              </w:rPr>
-              <w:t>，解决第一个包中出现的问题</w:t>
+            <w:pPr>
+              <w:jc w:val="left"/>
+            </w:pPr>
+            <w:r>
+              <w:rPr>
+                <w:rFonts w:hint="eastAsia"/>
+              </w:rPr>
+              <w:t>这周继续加安装服务，预期完成自动配置算法</w:t>
             </w:r>
           </w:p>
         </w:tc>
@@ -1453,13 +1435,13 @@
               <w:rPr>
                 <w:rFonts w:hint="eastAsia"/>
               </w:rPr>
-              <w:t>OMAGENT</w:t>
-            </w:r>
-            <w:r>
-              <w:rPr>
-                <w:rFonts w:hint="eastAsia"/>
-              </w:rPr>
-              <w:t>框架</w:t>
+              <w:t>PHP</w:t>
+            </w:r>
+            <w:r>
+              <w:rPr>
+                <w:rFonts w:hint="eastAsia"/>
+              </w:rPr>
+              <w:t>驱动优化代码</w:t>
             </w:r>
           </w:p>
         </w:tc>
@@ -1472,7 +1454,7 @@
               <w:rPr>
                 <w:rFonts w:hint="eastAsia"/>
               </w:rPr>
-              <w:t>许建辉</w:t>
+              <w:t>何嘉文</w:t>
             </w:r>
           </w:p>
         </w:tc>
@@ -1480,14 +1462,7 @@
           <w:tcPr>
             <w:tcW w:w="1044" w:type="dxa"/>
           </w:tcPr>
-          <w:p>
-            <w:r>
-              <w:rPr>
-                <w:rFonts w:hint="eastAsia"/>
-              </w:rPr>
-              <w:t>6-16</w:t>
-            </w:r>
-          </w:p>
+          <w:p/>
         </w:tc>
         <w:tc>
           <w:tcPr>
@@ -1504,21 +1479,7 @@
               <w:rPr>
                 <w:rFonts w:hint="eastAsia"/>
               </w:rPr>
-              <w:t>剥离</w:t>
-            </w:r>
-            <w:proofErr w:type="spellStart"/>
-            <w:r>
-              <w:rPr>
-                <w:rFonts w:hint="eastAsia"/>
-              </w:rPr>
-              <w:t>edu</w:t>
-            </w:r>
-            <w:proofErr w:type="spellEnd"/>
-            <w:r>
-              <w:rPr>
-                <w:rFonts w:hint="eastAsia"/>
-              </w:rPr>
-              <w:t>，本周拉通</w:t>
+              <w:t>继续优化</w:t>
             </w:r>
           </w:p>
         </w:tc>
@@ -1529,11 +1490,31 @@
             <w:tcW w:w="3652" w:type="dxa"/>
           </w:tcPr>
           <w:p>
-            <w:r>
-              <w:rPr>
-                <w:rFonts w:hint="eastAsia"/>
-              </w:rPr>
-              <w:t>数据可靠性本地校验恢复</w:t>
+            <w:pPr>
+              <w:rPr>
+                <w:color w:val="DDD9C3" w:themeColor="background2" w:themeShade="E6"/>
+              </w:rPr>
+            </w:pPr>
+            <w:r>
+              <w:rPr>
+                <w:rFonts w:hint="eastAsia"/>
+                <w:color w:val="DDD9C3" w:themeColor="background2" w:themeShade="E6"/>
+              </w:rPr>
+              <w:t>清理</w:t>
+            </w:r>
+            <w:r>
+              <w:rPr>
+                <w:rFonts w:hint="eastAsia"/>
+                <w:color w:val="DDD9C3" w:themeColor="background2" w:themeShade="E6"/>
+              </w:rPr>
+              <w:t>JIRA</w:t>
+            </w:r>
+            <w:r>
+              <w:rPr>
+                <w:rFonts w:hint="eastAsia"/>
+                <w:color w:val="DDD9C3" w:themeColor="background2" w:themeShade="E6"/>
+              </w:rPr>
+              <w:t>问题单</w:t>
             </w:r>
           </w:p>
         </w:tc>
@@ -1542,9 +1523,15 @@
             <w:tcW w:w="992" w:type="dxa"/>
           </w:tcPr>
           <w:p>
-            <w:r>
-              <w:rPr>
-                <w:rFonts w:hint="eastAsia"/>
+            <w:pPr>
+              <w:rPr>
+                <w:color w:val="DDD9C3" w:themeColor="background2" w:themeShade="E6"/>
+              </w:rPr>
+            </w:pPr>
+            <w:r>
+              <w:rPr>
+                <w:rFonts w:hint="eastAsia"/>
+                <w:color w:val="DDD9C3" w:themeColor="background2" w:themeShade="E6"/>
               </w:rPr>
               <w:t>许建辉</w:t>
             </w:r>
@@ -1554,19 +1541,58 @@
           <w:tcPr>
             <w:tcW w:w="1044" w:type="dxa"/>
           </w:tcPr>
-          <w:p/>
+          <w:p>
+            <w:pPr>
+              <w:rPr>
+                <w:color w:val="DDD9C3" w:themeColor="background2" w:themeShade="E6"/>
+              </w:rPr>
+            </w:pPr>
+            <w:r>
+              <w:rPr>
+                <w:rFonts w:hint="eastAsia"/>
+                <w:color w:val="DDD9C3" w:themeColor="background2" w:themeShade="E6"/>
+              </w:rPr>
+              <w:t>6-3</w:t>
+            </w:r>
+          </w:p>
         </w:tc>
         <w:tc>
           <w:tcPr>
             <w:tcW w:w="1016" w:type="dxa"/>
           </w:tcPr>
-          <w:p/>
+          <w:p>
+            <w:pPr>
+              <w:rPr>
+                <w:color w:val="DDD9C3" w:themeColor="background2" w:themeShade="E6"/>
+              </w:rPr>
+            </w:pPr>
+          </w:p>
         </w:tc>
         <w:tc>
           <w:tcPr>
             <w:tcW w:w="1818" w:type="dxa"/>
           </w:tcPr>
-          <w:p/>
+          <w:p>
+            <w:pPr>
+              <w:rPr>
+                <w:color w:val="DDD9C3" w:themeColor="background2" w:themeShade="E6"/>
+              </w:rPr>
+            </w:pPr>
+            <w:r>
+              <w:rPr>
+                <w:rFonts w:hint="eastAsia"/>
+                <w:color w:val="DDD9C3" w:themeColor="background2" w:themeShade="E6"/>
+              </w:rPr>
+              <w:t>本周三发布第二个包</w:t>
+            </w:r>
+            <w:r>
+              <w:rPr>
+                <w:rFonts w:hint="eastAsia"/>
+                <w:color w:val="DDD9C3" w:themeColor="background2" w:themeShade="E6"/>
+              </w:rPr>
+              <w:t>，解决第一个包中出现的问题</w:t>
+            </w:r>
+          </w:p>
         </w:tc>
       </w:tr>
       <w:tr>
@@ -1579,7 +1605,13 @@
               <w:rPr>
                 <w:rFonts w:hint="eastAsia"/>
               </w:rPr>
-              <w:t>磁盘满的复制恢复</w:t>
+              <w:t>OMAGENT</w:t>
+            </w:r>
+            <w:r>
+              <w:rPr>
+                <w:rFonts w:hint="eastAsia"/>
+              </w:rPr>
+              <w:t>框架</w:t>
             </w:r>
           </w:p>
         </w:tc>
@@ -1619,7 +1651,34 @@
           <w:tcPr>
             <w:tcW w:w="1818" w:type="dxa"/>
           </w:tcPr>
-          <w:p/>
+          <w:p>
+            <w:r>
+              <w:rPr>
+                <w:rFonts w:hint="eastAsia"/>
+              </w:rPr>
+              <w:t>剥离</w:t>
+            </w:r>
+            <w:proofErr w:type="spellStart"/>
+            <w:r>
+              <w:rPr>
+                <w:rFonts w:hint="eastAsia"/>
+              </w:rPr>
+              <w:t>edu</w:t>
+            </w:r>
+            <w:proofErr w:type="spellEnd"/>
+            <w:r>
+              <w:rPr>
+                <w:rFonts w:hint="eastAsia"/>
+              </w:rPr>
+              <w:t>，本周</w:t>
+            </w:r>
+            <w:r>
+              <w:rPr>
+                <w:rFonts w:hint="eastAsia"/>
+              </w:rPr>
+              <w:t>重新开通</w:t>
+            </w:r>
+          </w:p>
         </w:tc>
       </w:tr>
       <w:tr>
@@ -1632,7 +1691,7 @@
               <w:rPr>
                 <w:rFonts w:hint="eastAsia"/>
               </w:rPr>
-              <w:t>数据集群一致性核验</w:t>
+              <w:t>数据可靠性本地校验恢复</w:t>
             </w:r>
           </w:p>
         </w:tc>
@@ -1645,7 +1704,7 @@
               <w:rPr>
                 <w:rFonts w:hint="eastAsia"/>
               </w:rPr>
-              <w:t>刘圳</w:t>
+              <w:t>许建辉</w:t>
             </w:r>
           </w:p>
         </w:tc>
@@ -1675,25 +1734,10 @@
           </w:tcPr>
           <w:p>
             <w:r>
-              <w:t>P</w:t>
-            </w:r>
-            <w:r>
-              <w:rPr>
-                <w:rFonts w:hint="eastAsia"/>
-              </w:rPr>
-              <w:t>ython</w:t>
-            </w:r>
-            <w:r>
-              <w:rPr>
-                <w:rFonts w:hint="eastAsia"/>
-              </w:rPr>
-              <w:t>文档</w:t>
-            </w:r>
-            <w:r>
-              <w:rPr>
-                <w:rFonts w:hint="eastAsia"/>
-              </w:rPr>
-              <w:t>sample code</w:t>
+              <w:rPr>
+                <w:rFonts w:hint="eastAsia"/>
+              </w:rPr>
+              <w:t>磁盘满的复制恢复</w:t>
             </w:r>
           </w:p>
         </w:tc>
@@ -1706,7 +1750,7 @@
               <w:rPr>
                 <w:rFonts w:hint="eastAsia"/>
               </w:rPr>
-              <w:t>刘圳</w:t>
+              <w:t>许建辉</w:t>
             </w:r>
           </w:p>
         </w:tc>
@@ -1714,33 +1758,31 @@
           <w:tcPr>
             <w:tcW w:w="1044" w:type="dxa"/>
           </w:tcPr>
+          <w:p>
+            <w:r>
+              <w:rPr>
+                <w:rFonts w:hint="eastAsia"/>
+              </w:rPr>
+              <w:t>6-16</w:t>
+            </w:r>
+          </w:p>
+        </w:tc>
+        <w:tc>
+          <w:tcPr>
+            <w:tcW w:w="1016" w:type="dxa"/>
+          </w:tcPr>
           <w:p/>
         </w:tc>
         <w:tc>
           <w:tcPr>
-            <w:tcW w:w="1016" w:type="dxa"/>
-          </w:tcPr>
-          <w:p/>
-        </w:tc>
-        <w:tc>
-          <w:tcPr>
             <w:tcW w:w="1818" w:type="dxa"/>
           </w:tcPr>
           <w:p>
-            <w:pPr>
-              <w:jc w:val="center"/>
-            </w:pPr>
-            <w:r>
-              <w:rPr>
-                <w:rFonts w:hint="eastAsia"/>
-              </w:rPr>
-              <w:t>完成</w:t>
-            </w:r>
-            <w:r>
-              <w:rPr>
-                <w:rFonts w:hint="eastAsia"/>
-              </w:rPr>
-              <w:t>90%</w:t>
+            <w:r>
+              <w:rPr>
+                <w:rFonts w:hint="eastAsia"/>
+              </w:rPr>
+              <w:t>本周需要测试</w:t>
             </w:r>
           </w:p>
         </w:tc>
@@ -1752,19 +1794,10 @@
           </w:tcPr>
           <w:p>
             <w:r>
-              <w:t>P</w:t>
-            </w:r>
-            <w:r>
-              <w:rPr>
-                <w:rFonts w:hint="eastAsia"/>
-              </w:rPr>
-              <w:t>ython</w:t>
-            </w:r>
-            <w:r>
-              <w:rPr>
-                <w:rFonts w:hint="eastAsia"/>
-              </w:rPr>
-              <w:t>测试</w:t>
+              <w:rPr>
+                <w:rFonts w:hint="eastAsia"/>
+              </w:rPr>
+              <w:t>数据集群一致性核验</w:t>
             </w:r>
           </w:p>
         </w:tc>
@@ -1777,7 +1810,7 @@
               <w:rPr>
                 <w:rFonts w:hint="eastAsia"/>
               </w:rPr>
-              <w:t>刘武兴</w:t>
+              <w:t>刘圳</w:t>
             </w:r>
           </w:p>
         </w:tc>
@@ -1790,7 +1823,7 @@
               <w:rPr>
                 <w:rFonts w:hint="eastAsia"/>
               </w:rPr>
-              <w:t>6-16</w:t>
+              <w:t>7-8</w:t>
             </w:r>
           </w:p>
         </w:tc>
@@ -1804,14 +1837,7 @@
           <w:tcPr>
             <w:tcW w:w="1818" w:type="dxa"/>
           </w:tcPr>
-          <w:p>
-            <w:r>
-              <w:rPr>
-                <w:rFonts w:hint="eastAsia"/>
-              </w:rPr>
-              <w:t>开始测试。根据场景测试，没有覆盖所有接口</w:t>
-            </w:r>
-          </w:p>
+          <w:p/>
         </w:tc>
       </w:tr>
       <w:tr>
@@ -1821,16 +1847,25 @@
           </w:tcPr>
           <w:p>
             <w:r>
-              <w:rPr>
-                <w:rFonts w:hint="eastAsia"/>
-              </w:rPr>
-              <w:t>domain</w:t>
-            </w:r>
-            <w:r>
-              <w:rPr>
-                <w:rFonts w:hint="eastAsia"/>
-              </w:rPr>
-              <w:t>功能的驱动测试</w:t>
+              <w:t>P</w:t>
+            </w:r>
+            <w:r>
+              <w:rPr>
+                <w:rFonts w:hint="eastAsia"/>
+              </w:rPr>
+              <w:t>ython</w:t>
+            </w:r>
+            <w:r>
+              <w:rPr>
+                <w:rFonts w:hint="eastAsia"/>
+              </w:rPr>
+              <w:t>文档</w:t>
+            </w:r>
+            <w:r>
+              <w:rPr>
+                <w:rFonts w:hint="eastAsia"/>
+              </w:rPr>
+              <w:t>sample code</w:t>
             </w:r>
           </w:p>
         </w:tc>
@@ -1843,7 +1878,7 @@
               <w:rPr>
                 <w:rFonts w:hint="eastAsia"/>
               </w:rPr>
-              <w:t>丁普升</w:t>
+              <w:t>刘圳</w:t>
             </w:r>
           </w:p>
         </w:tc>
@@ -1851,14 +1886,7 @@
           <w:tcPr>
             <w:tcW w:w="1044" w:type="dxa"/>
           </w:tcPr>
-          <w:p>
-            <w:r>
-              <w:rPr>
-                <w:rFonts w:hint="eastAsia"/>
-              </w:rPr>
-              <w:t>6-30</w:t>
-            </w:r>
-          </w:p>
+          <w:p/>
         </w:tc>
         <w:tc>
           <w:tcPr>
@@ -1871,25 +1899,14 @@
             <w:tcW w:w="1818" w:type="dxa"/>
           </w:tcPr>
           <w:p>
-            <w:r>
-              <w:rPr>
-                <w:rFonts w:hint="eastAsia"/>
-              </w:rPr>
-              <w:t>c/</w:t>
-            </w:r>
-            <w:proofErr w:type="spellStart"/>
-            <w:r>
-              <w:rPr>
-                <w:rFonts w:hint="eastAsia"/>
-              </w:rPr>
-              <w:t>c++</w:t>
-            </w:r>
-            <w:proofErr w:type="spellEnd"/>
-            <w:r>
-              <w:rPr>
-                <w:rFonts w:hint="eastAsia"/>
-              </w:rPr>
-              <w:t>/java</w:t>
+            <w:pPr>
+              <w:jc w:val="center"/>
+            </w:pPr>
+            <w:r>
+              <w:rPr>
+                <w:rFonts w:hint="eastAsia"/>
+              </w:rPr>
+              <w:t>已经完成，提交测试</w:t>
             </w:r>
           </w:p>
         </w:tc>
@@ -1901,10 +1918,19 @@
           </w:tcPr>
           <w:p>
             <w:r>
-              <w:rPr>
-                <w:rFonts w:hint="eastAsia"/>
-              </w:rPr>
-              <w:t>信息收集</w:t>
+              <w:t>P</w:t>
+            </w:r>
+            <w:r>
+              <w:rPr>
+                <w:rFonts w:hint="eastAsia"/>
+              </w:rPr>
+              <w:t>ython</w:t>
+            </w:r>
+            <w:r>
+              <w:rPr>
+                <w:rFonts w:hint="eastAsia"/>
+              </w:rPr>
+              <w:t>驱动合成打包</w:t>
             </w:r>
           </w:p>
         </w:tc>
@@ -1917,6 +1943,399 @@
               <w:rPr>
                 <w:rFonts w:hint="eastAsia"/>
               </w:rPr>
+              <w:t>刘圳</w:t>
+            </w:r>
+          </w:p>
+        </w:tc>
+        <w:tc>
+          <w:tcPr>
+            <w:tcW w:w="1044" w:type="dxa"/>
+          </w:tcPr>
+          <w:p>
+            <w:r>
+              <w:rPr>
+                <w:rFonts w:hint="eastAsia"/>
+              </w:rPr>
+              <w:t>7-8</w:t>
+            </w:r>
+          </w:p>
+        </w:tc>
+        <w:tc>
+          <w:tcPr>
+            <w:tcW w:w="1016" w:type="dxa"/>
+          </w:tcPr>
+          <w:p/>
+        </w:tc>
+        <w:tc>
+          <w:tcPr>
+            <w:tcW w:w="1818" w:type="dxa"/>
+          </w:tcPr>
+          <w:p>
+            <w:pPr>
+              <w:jc w:val="center"/>
+            </w:pPr>
+          </w:p>
+        </w:tc>
+      </w:tr>
+      <w:tr>
+        <w:tc>
+          <w:tcPr>
+            <w:tcW w:w="3652" w:type="dxa"/>
+          </w:tcPr>
+          <w:p>
+            <w:r>
+              <w:rPr>
+                <w:rFonts w:hint="eastAsia"/>
+              </w:rPr>
+              <w:t>修改数据复制</w:t>
+            </w:r>
+            <w:r>
+              <w:rPr>
+                <w:rFonts w:hint="eastAsia"/>
+              </w:rPr>
+              <w:t>bug</w:t>
+            </w:r>
+          </w:p>
+        </w:tc>
+        <w:tc>
+          <w:tcPr>
+            <w:tcW w:w="992" w:type="dxa"/>
+          </w:tcPr>
+          <w:p>
+            <w:r>
+              <w:rPr>
+                <w:rFonts w:hint="eastAsia"/>
+              </w:rPr>
+              <w:t>刘武兴</w:t>
+            </w:r>
+          </w:p>
+        </w:tc>
+        <w:tc>
+          <w:tcPr>
+            <w:tcW w:w="1044" w:type="dxa"/>
+          </w:tcPr>
+          <w:p>
+            <w:r>
+              <w:rPr>
+                <w:rFonts w:hint="eastAsia"/>
+              </w:rPr>
+              <w:t>7-8</w:t>
+            </w:r>
+          </w:p>
+        </w:tc>
+        <w:tc>
+          <w:tcPr>
+            <w:tcW w:w="1016" w:type="dxa"/>
+          </w:tcPr>
+          <w:p/>
+        </w:tc>
+        <w:tc>
+          <w:tcPr>
+            <w:tcW w:w="1818" w:type="dxa"/>
+          </w:tcPr>
+          <w:p/>
+        </w:tc>
+      </w:tr>
+      <w:tr>
+        <w:tc>
+          <w:tcPr>
+            <w:tcW w:w="3652" w:type="dxa"/>
+          </w:tcPr>
+          <w:p>
+            <w:proofErr w:type="spellStart"/>
+            <w:r>
+              <w:t>S</w:t>
+            </w:r>
+            <w:r>
+              <w:rPr>
+                <w:rFonts w:hint="eastAsia"/>
+              </w:rPr>
+              <w:t>dbtop</w:t>
+            </w:r>
+            <w:proofErr w:type="spellEnd"/>
+            <w:r>
+              <w:rPr>
+                <w:rFonts w:hint="eastAsia"/>
+              </w:rPr>
+              <w:t>工具测试以及文档</w:t>
+            </w:r>
+          </w:p>
+        </w:tc>
+        <w:tc>
+          <w:tcPr>
+            <w:tcW w:w="992" w:type="dxa"/>
+          </w:tcPr>
+          <w:p>
+            <w:r>
+              <w:rPr>
+                <w:rFonts w:hint="eastAsia"/>
+              </w:rPr>
+              <w:t>刘武兴</w:t>
+            </w:r>
+          </w:p>
+        </w:tc>
+        <w:tc>
+          <w:tcPr>
+            <w:tcW w:w="1044" w:type="dxa"/>
+          </w:tcPr>
+          <w:p>
+            <w:r>
+              <w:rPr>
+                <w:rFonts w:hint="eastAsia"/>
+              </w:rPr>
+              <w:t>7-8</w:t>
+            </w:r>
+          </w:p>
+        </w:tc>
+        <w:tc>
+          <w:tcPr>
+            <w:tcW w:w="1016" w:type="dxa"/>
+          </w:tcPr>
+          <w:p/>
+        </w:tc>
+        <w:tc>
+          <w:tcPr>
+            <w:tcW w:w="1818" w:type="dxa"/>
+          </w:tcPr>
+          <w:p/>
+        </w:tc>
+      </w:tr>
+      <w:tr>
+        <w:tc>
+          <w:tcPr>
+            <w:tcW w:w="3652" w:type="dxa"/>
+          </w:tcPr>
+          <w:p>
+            <w:proofErr w:type="spellStart"/>
+            <w:r>
+              <w:t>C</w:t>
+            </w:r>
+            <w:r>
+              <w:rPr>
+                <w:rFonts w:hint="eastAsia"/>
+              </w:rPr>
+              <w:t>i</w:t>
+            </w:r>
+            <w:proofErr w:type="spellEnd"/>
+            <w:r>
+              <w:rPr>
+                <w:rFonts w:hint="eastAsia"/>
+              </w:rPr>
+              <w:t>上</w:t>
+            </w:r>
+            <w:r>
+              <w:rPr>
+                <w:rFonts w:hint="eastAsia"/>
+              </w:rPr>
+              <w:t>python</w:t>
+            </w:r>
+            <w:r>
+              <w:rPr>
+                <w:rFonts w:hint="eastAsia"/>
+              </w:rPr>
+              <w:t>测试</w:t>
+            </w:r>
+            <w:r>
+              <w:rPr>
+                <w:rFonts w:hint="eastAsia"/>
+              </w:rPr>
+              <w:t>以及驱动编译</w:t>
+            </w:r>
+          </w:p>
+        </w:tc>
+        <w:tc>
+          <w:tcPr>
+            <w:tcW w:w="992" w:type="dxa"/>
+          </w:tcPr>
+          <w:p>
+            <w:r>
+              <w:rPr>
+                <w:rFonts w:hint="eastAsia"/>
+              </w:rPr>
+              <w:t>龙阳</w:t>
+            </w:r>
+          </w:p>
+          <w:p>
+            <w:r>
+              <w:rPr>
+                <w:rFonts w:hint="eastAsia"/>
+              </w:rPr>
+              <w:t>刘武兴</w:t>
+            </w:r>
+          </w:p>
+        </w:tc>
+        <w:tc>
+          <w:tcPr>
+            <w:tcW w:w="1044" w:type="dxa"/>
+          </w:tcPr>
+          <w:p>
+            <w:r>
+              <w:rPr>
+                <w:rFonts w:hint="eastAsia"/>
+              </w:rPr>
+              <w:t>7-8</w:t>
+            </w:r>
+          </w:p>
+        </w:tc>
+        <w:tc>
+          <w:tcPr>
+            <w:tcW w:w="1016" w:type="dxa"/>
+          </w:tcPr>
+          <w:p/>
+        </w:tc>
+        <w:tc>
+          <w:tcPr>
+            <w:tcW w:w="1818" w:type="dxa"/>
+          </w:tcPr>
+          <w:p/>
+        </w:tc>
+      </w:tr>
+      <w:tr>
+        <w:tc>
+          <w:tcPr>
+            <w:tcW w:w="3652" w:type="dxa"/>
+          </w:tcPr>
+          <w:p>
+            <w:r>
+              <w:rPr>
+                <w:rFonts w:hint="eastAsia"/>
+              </w:rPr>
+              <w:t>domain</w:t>
+            </w:r>
+            <w:r>
+              <w:rPr>
+                <w:rFonts w:hint="eastAsia"/>
+              </w:rPr>
+              <w:t>功能的驱动测试</w:t>
+            </w:r>
+          </w:p>
+        </w:tc>
+        <w:tc>
+          <w:tcPr>
+            <w:tcW w:w="992" w:type="dxa"/>
+          </w:tcPr>
+          <w:p>
+            <w:r>
+              <w:rPr>
+                <w:rFonts w:hint="eastAsia"/>
+              </w:rPr>
+              <w:t>丁普升</w:t>
+            </w:r>
+          </w:p>
+        </w:tc>
+        <w:tc>
+          <w:tcPr>
+            <w:tcW w:w="1044" w:type="dxa"/>
+          </w:tcPr>
+          <w:p>
+            <w:r>
+              <w:rPr>
+                <w:rFonts w:hint="eastAsia"/>
+              </w:rPr>
+              <w:t>6-30</w:t>
+            </w:r>
+          </w:p>
+        </w:tc>
+        <w:tc>
+          <w:tcPr>
+            <w:tcW w:w="1016" w:type="dxa"/>
+          </w:tcPr>
+          <w:p/>
+        </w:tc>
+        <w:tc>
+          <w:tcPr>
+            <w:tcW w:w="1818" w:type="dxa"/>
+          </w:tcPr>
+          <w:p>
+            <w:r>
+              <w:rPr>
+                <w:rFonts w:hint="eastAsia"/>
+              </w:rPr>
+              <w:t>继续完成</w:t>
+            </w:r>
+            <w:r>
+              <w:rPr>
+                <w:rFonts w:hint="eastAsia"/>
+              </w:rPr>
+              <w:t>c/</w:t>
+            </w:r>
+            <w:proofErr w:type="spellStart"/>
+            <w:r>
+              <w:rPr>
+                <w:rFonts w:hint="eastAsia"/>
+              </w:rPr>
+              <w:t>c++</w:t>
+            </w:r>
+            <w:proofErr w:type="spellEnd"/>
+            <w:r>
+              <w:rPr>
+                <w:rFonts w:hint="eastAsia"/>
+              </w:rPr>
+              <w:t>/</w:t>
+            </w:r>
+            <w:r>
+              <w:rPr>
+                <w:rFonts w:hint="eastAsia"/>
+              </w:rPr>
+              <w:t>，</w:t>
+            </w:r>
+            <w:r>
+              <w:rPr>
+                <w:rFonts w:hint="eastAsia"/>
+              </w:rPr>
+              <w:t>java</w:t>
+            </w:r>
+            <w:r>
+              <w:rPr>
+                <w:rFonts w:hint="eastAsia"/>
+              </w:rPr>
+              <w:t>已完成，已补充部分功能性测试用例</w:t>
+            </w:r>
+          </w:p>
+        </w:tc>
+      </w:tr>
+      <w:tr>
+        <w:tc>
+          <w:tcPr>
+            <w:tcW w:w="3652" w:type="dxa"/>
+          </w:tcPr>
+          <w:p>
+            <w:pPr>
+              <w:rPr>
+                <w:color w:val="000000" w:themeColor="text1"/>
+              </w:rPr>
+            </w:pPr>
+            <w:r>
+              <w:rPr>
+                <w:rFonts w:hint="eastAsia"/>
+                <w:color w:val="000000" w:themeColor="text1"/>
+              </w:rPr>
+              <w:t>清除结点</w:t>
+            </w:r>
+            <w:r>
+              <w:rPr>
+                <w:rFonts w:hint="eastAsia"/>
+                <w:color w:val="000000" w:themeColor="text1"/>
+              </w:rPr>
+              <w:t>catalog</w:t>
+            </w:r>
+          </w:p>
+        </w:tc>
+        <w:tc>
+          <w:tcPr>
+            <w:tcW w:w="992" w:type="dxa"/>
+          </w:tcPr>
+          <w:p>
+            <w:pPr>
+              <w:rPr>
+                <w:color w:val="000000" w:themeColor="text1"/>
+              </w:rPr>
+            </w:pPr>
+            <w:r>
+              <w:rPr>
+                <w:rFonts w:hint="eastAsia"/>
+                <w:color w:val="000000" w:themeColor="text1"/>
+              </w:rPr>
               <w:t>武赟</w:t>
             </w:r>
           </w:p>
@@ -1926,11 +2345,17 @@
             <w:tcW w:w="1044" w:type="dxa"/>
           </w:tcPr>
           <w:p>
-            <w:r>
-              <w:rPr>
-                <w:rFonts w:hint="eastAsia"/>
-              </w:rPr>
-              <w:t>6-16</w:t>
+            <w:pPr>
+              <w:rPr>
+                <w:color w:val="000000" w:themeColor="text1"/>
+              </w:rPr>
+            </w:pPr>
+            <w:r>
+              <w:rPr>
+                <w:rFonts w:hint="eastAsia"/>
+                <w:color w:val="000000" w:themeColor="text1"/>
+              </w:rPr>
+              <w:t>7-8</w:t>
             </w:r>
           </w:p>
         </w:tc>
@@ -1938,19 +2363,316 @@
           <w:tcPr>
             <w:tcW w:w="1016" w:type="dxa"/>
           </w:tcPr>
-          <w:p/>
+          <w:p>
+            <w:pPr>
+              <w:rPr>
+                <w:color w:val="000000" w:themeColor="text1"/>
+              </w:rPr>
+            </w:pPr>
+          </w:p>
         </w:tc>
         <w:tc>
           <w:tcPr>
             <w:tcW w:w="1818" w:type="dxa"/>
           </w:tcPr>
           <w:p>
-            <w:r>
-              <w:rPr>
-                <w:rFonts w:hint="eastAsia"/>
-              </w:rPr>
-              <w:t>这周继续。</w:t>
-            </w:r>
+            <w:pPr>
+              <w:rPr>
+                <w:color w:val="000000" w:themeColor="text1"/>
+              </w:rPr>
+            </w:pPr>
+          </w:p>
+        </w:tc>
+      </w:tr>
+      <w:tr>
+        <w:tc>
+          <w:tcPr>
+            <w:tcW w:w="3652" w:type="dxa"/>
+          </w:tcPr>
+          <w:p>
+            <w:pPr>
+              <w:rPr>
+                <w:color w:val="000000" w:themeColor="text1"/>
+              </w:rPr>
+            </w:pPr>
+            <w:r>
+              <w:rPr>
+                <w:rFonts w:hint="eastAsia"/>
+                <w:color w:val="000000" w:themeColor="text1"/>
+              </w:rPr>
+              <w:t>终止某个会话</w:t>
+            </w:r>
+          </w:p>
+        </w:tc>
+        <w:tc>
+          <w:tcPr>
+            <w:tcW w:w="992" w:type="dxa"/>
+          </w:tcPr>
+          <w:p>
+            <w:pPr>
+              <w:rPr>
+                <w:color w:val="000000" w:themeColor="text1"/>
+              </w:rPr>
+            </w:pPr>
+            <w:r>
+              <w:rPr>
+                <w:rFonts w:hint="eastAsia"/>
+                <w:color w:val="000000" w:themeColor="text1"/>
+              </w:rPr>
+              <w:t>武赟</w:t>
+            </w:r>
+          </w:p>
+        </w:tc>
+        <w:tc>
+          <w:tcPr>
+            <w:tcW w:w="1044" w:type="dxa"/>
+          </w:tcPr>
+          <w:p>
+            <w:pPr>
+              <w:rPr>
+                <w:color w:val="000000" w:themeColor="text1"/>
+              </w:rPr>
+            </w:pPr>
+            <w:r>
+              <w:rPr>
+                <w:rFonts w:hint="eastAsia"/>
+                <w:color w:val="000000" w:themeColor="text1"/>
+              </w:rPr>
+              <w:t>7-8</w:t>
+            </w:r>
+          </w:p>
+        </w:tc>
+        <w:tc>
+          <w:tcPr>
+            <w:tcW w:w="1016" w:type="dxa"/>
+          </w:tcPr>
+          <w:p>
+            <w:pPr>
+              <w:rPr>
+                <w:color w:val="000000" w:themeColor="text1"/>
+              </w:rPr>
+            </w:pPr>
+          </w:p>
+        </w:tc>
+        <w:tc>
+          <w:tcPr>
+            <w:tcW w:w="1818" w:type="dxa"/>
+          </w:tcPr>
+          <w:p>
+            <w:pPr>
+              <w:rPr>
+                <w:color w:val="000000" w:themeColor="text1"/>
+              </w:rPr>
+            </w:pPr>
+          </w:p>
+        </w:tc>
+      </w:tr>
+      <w:tr>
+        <w:tc>
+          <w:tcPr>
+            <w:tcW w:w="3652" w:type="dxa"/>
+          </w:tcPr>
+          <w:p>
+            <w:pPr>
+              <w:rPr>
+                <w:color w:val="000000" w:themeColor="text1"/>
+              </w:rPr>
+            </w:pPr>
+            <w:r>
+              <w:rPr>
+                <w:rFonts w:hint="eastAsia"/>
+                <w:color w:val="000000" w:themeColor="text1"/>
+              </w:rPr>
+              <w:t>监控脚本</w:t>
+            </w:r>
+          </w:p>
+        </w:tc>
+        <w:tc>
+          <w:tcPr>
+            <w:tcW w:w="992" w:type="dxa"/>
+          </w:tcPr>
+          <w:p>
+            <w:pPr>
+              <w:tabs>
+                <w:tab w:val="left" w:pos="480"/>
+              </w:tabs>
+              <w:rPr>
+                <w:color w:val="000000" w:themeColor="text1"/>
+              </w:rPr>
+            </w:pPr>
+            <w:r>
+              <w:rPr>
+                <w:rFonts w:hint="eastAsia"/>
+                <w:color w:val="000000" w:themeColor="text1"/>
+              </w:rPr>
+              <w:t>胡晓均</w:t>
+            </w:r>
+          </w:p>
+        </w:tc>
+        <w:tc>
+          <w:tcPr>
+            <w:tcW w:w="1044" w:type="dxa"/>
+          </w:tcPr>
+          <w:p>
+            <w:pPr>
+              <w:rPr>
+                <w:color w:val="000000" w:themeColor="text1"/>
+              </w:rPr>
+            </w:pPr>
+            <w:r>
+              <w:rPr>
+                <w:rFonts w:hint="eastAsia"/>
+                <w:color w:val="000000" w:themeColor="text1"/>
+              </w:rPr>
+              <w:t>7-8</w:t>
+            </w:r>
+          </w:p>
+        </w:tc>
+        <w:tc>
+          <w:tcPr>
+            <w:tcW w:w="1016" w:type="dxa"/>
+          </w:tcPr>
+          <w:p>
+            <w:pPr>
+              <w:rPr>
+                <w:color w:val="000000" w:themeColor="text1"/>
+              </w:rPr>
+            </w:pPr>
+          </w:p>
+        </w:tc>
+        <w:tc>
+          <w:tcPr>
+            <w:tcW w:w="1818" w:type="dxa"/>
+          </w:tcPr>
+          <w:p>
+            <w:pPr>
+              <w:rPr>
+                <w:color w:val="000000" w:themeColor="text1"/>
+              </w:rPr>
+            </w:pPr>
+          </w:p>
+        </w:tc>
+      </w:tr>
+      <w:tr>
+        <w:tc>
+          <w:tcPr>
+            <w:tcW w:w="3652" w:type="dxa"/>
+          </w:tcPr>
+          <w:p>
+            <w:pPr>
+              <w:rPr>
+                <w:color w:val="000000" w:themeColor="text1"/>
+              </w:rPr>
+            </w:pPr>
+            <w:r>
+              <w:rPr>
+                <w:rFonts w:hint="eastAsia"/>
+                <w:color w:val="000000" w:themeColor="text1"/>
+              </w:rPr>
+              <w:t>修改</w:t>
+            </w:r>
+            <w:proofErr w:type="spellStart"/>
+            <w:r>
+              <w:rPr>
+                <w:rFonts w:hint="eastAsia"/>
+                <w:color w:val="000000" w:themeColor="text1"/>
+              </w:rPr>
+              <w:t>ci</w:t>
+            </w:r>
+            <w:proofErr w:type="spellEnd"/>
+            <w:r>
+              <w:rPr>
+                <w:rFonts w:hint="eastAsia"/>
+                <w:color w:val="000000" w:themeColor="text1"/>
+              </w:rPr>
+              <w:t>上</w:t>
+            </w:r>
+            <w:r>
+              <w:rPr>
+                <w:rFonts w:hint="eastAsia"/>
+                <w:color w:val="000000" w:themeColor="text1"/>
+              </w:rPr>
+              <w:t>split</w:t>
+            </w:r>
+            <w:r>
+              <w:rPr>
+                <w:rFonts w:hint="eastAsia"/>
+                <w:color w:val="000000" w:themeColor="text1"/>
+              </w:rPr>
+              <w:t>文件夹</w:t>
+            </w:r>
+            <w:r>
+              <w:rPr>
+                <w:rFonts w:hint="eastAsia"/>
+                <w:color w:val="000000" w:themeColor="text1"/>
+              </w:rPr>
+              <w:t>错误测试用例</w:t>
+            </w:r>
+          </w:p>
+        </w:tc>
+        <w:tc>
+          <w:tcPr>
+            <w:tcW w:w="992" w:type="dxa"/>
+          </w:tcPr>
+          <w:p>
+            <w:pPr>
+              <w:tabs>
+                <w:tab w:val="left" w:pos="450"/>
+              </w:tabs>
+              <w:rPr>
+                <w:color w:val="000000" w:themeColor="text1"/>
+              </w:rPr>
+            </w:pPr>
+            <w:r>
+              <w:rPr>
+                <w:rFonts w:hint="eastAsia"/>
+                <w:color w:val="000000" w:themeColor="text1"/>
+              </w:rPr>
+              <w:t>胡晓均</w:t>
+            </w:r>
+          </w:p>
+        </w:tc>
+        <w:tc>
+          <w:tcPr>
+            <w:tcW w:w="1044" w:type="dxa"/>
+          </w:tcPr>
+          <w:p>
+            <w:pPr>
+              <w:rPr>
+                <w:color w:val="000000" w:themeColor="text1"/>
+              </w:rPr>
+            </w:pPr>
+            <w:r>
+              <w:rPr>
+                <w:rFonts w:hint="eastAsia"/>
+                <w:color w:val="000000" w:themeColor="text1"/>
+              </w:rPr>
+              <w:t>7-8</w:t>
+            </w:r>
+          </w:p>
+        </w:tc>
+        <w:tc>
+          <w:tcPr>
+            <w:tcW w:w="1016" w:type="dxa"/>
+          </w:tcPr>
+          <w:p>
+            <w:pPr>
+              <w:rPr>
+                <w:color w:val="000000" w:themeColor="text1"/>
+              </w:rPr>
+            </w:pPr>
+          </w:p>
+        </w:tc>
+        <w:tc>
+          <w:tcPr>
+            <w:tcW w:w="1818" w:type="dxa"/>
+          </w:tcPr>
+          <w:p>
+            <w:pPr>
+              <w:rPr>
+                <w:color w:val="000000" w:themeColor="text1"/>
+              </w:rPr>
+            </w:pPr>
           </w:p>
         </w:tc>
       </w:tr>
@@ -2333,6 +3055,7 @@
               <w:rPr>
                 <w:rFonts w:hint="eastAsia"/>
               </w:rPr>
+              <w:lastRenderedPageBreak/>
               <w:t>c#/</w:t>
             </w:r>
             <w:proofErr w:type="spellStart"/>
@@ -2551,7 +3274,6 @@
         <w:rPr>
           <w:rFonts w:hint="eastAsia"/>
         </w:rPr>
-        <w:lastRenderedPageBreak/>
         <w:t>任务归档</w:t>
       </w:r>
     </w:p>
@@ -2562,16 +3284,21 @@
         <w:tblLook w:val="04A0"/>
       </w:tblPr>
       <w:tblGrid>
-        <w:gridCol w:w="4206"/>
-        <w:gridCol w:w="992"/>
-        <w:gridCol w:w="1149"/>
-        <w:gridCol w:w="1133"/>
+        <w:gridCol w:w="3652"/>
+        <w:gridCol w:w="554"/>
+        <w:gridCol w:w="438"/>
+        <w:gridCol w:w="554"/>
+        <w:gridCol w:w="490"/>
+        <w:gridCol w:w="659"/>
+        <w:gridCol w:w="357"/>
+        <w:gridCol w:w="776"/>
         <w:gridCol w:w="1042"/>
       </w:tblGrid>
       <w:tr>
         <w:tc>
           <w:tcPr>
             <w:tcW w:w="4206" w:type="dxa"/>
+            <w:gridSpan w:val="2"/>
           </w:tcPr>
           <w:p>
             <w:pPr>
@@ -2591,6 +3318,7 @@
         <w:tc>
           <w:tcPr>
             <w:tcW w:w="992" w:type="dxa"/>
+            <w:gridSpan w:val="2"/>
           </w:tcPr>
           <w:p>
             <w:pPr>
@@ -2610,6 +3338,7 @@
         <w:tc>
           <w:tcPr>
             <w:tcW w:w="1149" w:type="dxa"/>
+            <w:gridSpan w:val="2"/>
           </w:tcPr>
           <w:p>
             <w:pPr>
@@ -2629,6 +3358,7 @@
         <w:tc>
           <w:tcPr>
             <w:tcW w:w="1133" w:type="dxa"/>
+            <w:gridSpan w:val="2"/>
           </w:tcPr>
           <w:p>
             <w:pPr>
@@ -2669,6 +3399,7 @@
         <w:tc>
           <w:tcPr>
             <w:tcW w:w="4206" w:type="dxa"/>
+            <w:gridSpan w:val="2"/>
           </w:tcPr>
           <w:p>
             <w:pPr>
@@ -2704,6 +3435,7 @@
         <w:tc>
           <w:tcPr>
             <w:tcW w:w="992" w:type="dxa"/>
+            <w:gridSpan w:val="2"/>
           </w:tcPr>
           <w:p>
             <w:pPr>
@@ -2723,6 +3455,7 @@
         <w:tc>
           <w:tcPr>
             <w:tcW w:w="1149" w:type="dxa"/>
+            <w:gridSpan w:val="2"/>
           </w:tcPr>
           <w:p>
             <w:pPr>
@@ -2742,6 +3475,7 @@
         <w:tc>
           <w:tcPr>
             <w:tcW w:w="1133" w:type="dxa"/>
+            <w:gridSpan w:val="2"/>
           </w:tcPr>
           <w:p>
             <w:pPr>
@@ -2789,6 +3523,7 @@
         <w:tc>
           <w:tcPr>
             <w:tcW w:w="4206" w:type="dxa"/>
+            <w:gridSpan w:val="2"/>
           </w:tcPr>
           <w:p>
             <w:pPr>
@@ -2829,6 +3564,7 @@
         <w:tc>
           <w:tcPr>
             <w:tcW w:w="992" w:type="dxa"/>
+            <w:gridSpan w:val="2"/>
           </w:tcPr>
           <w:p>
             <w:pPr>
@@ -2848,6 +3584,7 @@
         <w:tc>
           <w:tcPr>
             <w:tcW w:w="1149" w:type="dxa"/>
+            <w:gridSpan w:val="2"/>
           </w:tcPr>
           <w:p>
             <w:pPr>
@@ -2867,6 +3604,7 @@
         <w:tc>
           <w:tcPr>
             <w:tcW w:w="1133" w:type="dxa"/>
+            <w:gridSpan w:val="2"/>
           </w:tcPr>
           <w:p>
             <w:pPr>
@@ -2907,6 +3645,7 @@
         <w:tc>
           <w:tcPr>
             <w:tcW w:w="4206" w:type="dxa"/>
+            <w:gridSpan w:val="2"/>
           </w:tcPr>
           <w:p>
             <w:pPr>
@@ -2926,6 +3665,7 @@
         <w:tc>
           <w:tcPr>
             <w:tcW w:w="992" w:type="dxa"/>
+            <w:gridSpan w:val="2"/>
           </w:tcPr>
           <w:p>
             <w:pPr>
@@ -2945,6 +3685,7 @@
         <w:tc>
           <w:tcPr>
             <w:tcW w:w="1149" w:type="dxa"/>
+            <w:gridSpan w:val="2"/>
           </w:tcPr>
           <w:p>
             <w:pPr>
@@ -2964,6 +3705,7 @@
         <w:tc>
           <w:tcPr>
             <w:tcW w:w="1133" w:type="dxa"/>
+            <w:gridSpan w:val="2"/>
           </w:tcPr>
           <w:p>
             <w:pPr>
@@ -3004,6 +3746,7 @@
         <w:tc>
           <w:tcPr>
             <w:tcW w:w="4206" w:type="dxa"/>
+            <w:gridSpan w:val="2"/>
           </w:tcPr>
           <w:p>
             <w:pPr>
@@ -3053,6 +3796,7 @@
         <w:tc>
           <w:tcPr>
             <w:tcW w:w="992" w:type="dxa"/>
+            <w:gridSpan w:val="2"/>
           </w:tcPr>
           <w:p>
             <w:pPr>
@@ -3072,6 +3816,7 @@
         <w:tc>
           <w:tcPr>
             <w:tcW w:w="1149" w:type="dxa"/>
+            <w:gridSpan w:val="2"/>
           </w:tcPr>
           <w:p>
             <w:pPr>
@@ -3091,6 +3836,7 @@
         <w:tc>
           <w:tcPr>
             <w:tcW w:w="1133" w:type="dxa"/>
+            <w:gridSpan w:val="2"/>
           </w:tcPr>
           <w:p>
             <w:pPr>
@@ -3131,6 +3877,7 @@
         <w:tc>
           <w:tcPr>
             <w:tcW w:w="4206" w:type="dxa"/>
+            <w:gridSpan w:val="2"/>
           </w:tcPr>
           <w:p>
             <w:pPr>
@@ -3150,6 +3897,7 @@
         <w:tc>
           <w:tcPr>
             <w:tcW w:w="992" w:type="dxa"/>
+            <w:gridSpan w:val="2"/>
           </w:tcPr>
           <w:p>
             <w:pPr>
@@ -3169,6 +3917,7 @@
         <w:tc>
           <w:tcPr>
             <w:tcW w:w="1149" w:type="dxa"/>
+            <w:gridSpan w:val="2"/>
           </w:tcPr>
           <w:p>
             <w:pPr>
@@ -3188,6 +3937,7 @@
         <w:tc>
           <w:tcPr>
             <w:tcW w:w="1133" w:type="dxa"/>
+            <w:gridSpan w:val="2"/>
           </w:tcPr>
           <w:p>
             <w:pPr>
@@ -3272,6 +4022,7 @@
         <w:tc>
           <w:tcPr>
             <w:tcW w:w="4206" w:type="dxa"/>
+            <w:gridSpan w:val="2"/>
           </w:tcPr>
           <w:p>
             <w:pPr>
@@ -3298,6 +4049,7 @@
         <w:tc>
           <w:tcPr>
             <w:tcW w:w="992" w:type="dxa"/>
+            <w:gridSpan w:val="2"/>
           </w:tcPr>
           <w:p>
             <w:pPr>
@@ -3317,6 +4069,7 @@
         <w:tc>
           <w:tcPr>
             <w:tcW w:w="1149" w:type="dxa"/>
+            <w:gridSpan w:val="2"/>
           </w:tcPr>
           <w:p>
             <w:pPr>
@@ -3336,6 +4089,7 @@
         <w:tc>
           <w:tcPr>
             <w:tcW w:w="1133" w:type="dxa"/>
+            <w:gridSpan w:val="2"/>
           </w:tcPr>
           <w:p>
             <w:pPr>
@@ -3406,6 +4160,7 @@
         <w:tc>
           <w:tcPr>
             <w:tcW w:w="4206" w:type="dxa"/>
+            <w:gridSpan w:val="2"/>
           </w:tcPr>
           <w:p>
             <w:pPr>
@@ -3439,6 +4194,7 @@
         <w:tc>
           <w:tcPr>
             <w:tcW w:w="992" w:type="dxa"/>
+            <w:gridSpan w:val="2"/>
           </w:tcPr>
           <w:p>
             <w:pPr>
@@ -3458,6 +4214,7 @@
         <w:tc>
           <w:tcPr>
             <w:tcW w:w="1149" w:type="dxa"/>
+            <w:gridSpan w:val="2"/>
           </w:tcPr>
           <w:p>
             <w:pPr>
@@ -3477,6 +4234,7 @@
         <w:tc>
           <w:tcPr>
             <w:tcW w:w="1133" w:type="dxa"/>
+            <w:gridSpan w:val="2"/>
           </w:tcPr>
           <w:p>
             <w:pPr>
@@ -3517,6 +4275,7 @@
         <w:tc>
           <w:tcPr>
             <w:tcW w:w="4206" w:type="dxa"/>
+            <w:gridSpan w:val="2"/>
           </w:tcPr>
           <w:p>
             <w:pPr>
@@ -3543,6 +4302,7 @@
         <w:tc>
           <w:tcPr>
             <w:tcW w:w="992" w:type="dxa"/>
+            <w:gridSpan w:val="2"/>
           </w:tcPr>
           <w:p>
             <w:pPr>
@@ -3590,6 +4350,7 @@
         <w:tc>
           <w:tcPr>
             <w:tcW w:w="1149" w:type="dxa"/>
+            <w:gridSpan w:val="2"/>
           </w:tcPr>
           <w:p>
             <w:pPr>
@@ -3609,6 +4370,7 @@
         <w:tc>
           <w:tcPr>
             <w:tcW w:w="1133" w:type="dxa"/>
+            <w:gridSpan w:val="2"/>
           </w:tcPr>
           <w:p>
             <w:pPr>
@@ -3705,6 +4467,7 @@
         <w:tc>
           <w:tcPr>
             <w:tcW w:w="4206" w:type="dxa"/>
+            <w:gridSpan w:val="2"/>
           </w:tcPr>
           <w:p>
             <w:pPr>
@@ -3737,6 +4500,7 @@
         <w:tc>
           <w:tcPr>
             <w:tcW w:w="992" w:type="dxa"/>
+            <w:gridSpan w:val="2"/>
           </w:tcPr>
           <w:p>
             <w:pPr>
@@ -3756,6 +4520,7 @@
         <w:tc>
           <w:tcPr>
             <w:tcW w:w="1149" w:type="dxa"/>
+            <w:gridSpan w:val="2"/>
           </w:tcPr>
           <w:p>
             <w:pPr>
@@ -3775,6 +4540,7 @@
         <w:tc>
           <w:tcPr>
             <w:tcW w:w="1133" w:type="dxa"/>
+            <w:gridSpan w:val="2"/>
           </w:tcPr>
           <w:p>
             <w:pPr>
@@ -3813,6 +4579,7 @@
                 <w:rFonts w:hint="eastAsia"/>
                 <w:color w:val="C4BC96" w:themeColor="background2" w:themeShade="BF"/>
               </w:rPr>
+              <w:lastRenderedPageBreak/>
               <w:t>c/</w:t>
             </w:r>
             <w:proofErr w:type="spellStart"/>
@@ -3838,18 +4605,20 @@
         <w:tc>
           <w:tcPr>
             <w:tcW w:w="4206" w:type="dxa"/>
-          </w:tcPr>
-          <w:p>
-            <w:pPr>
-              <w:rPr>
-                <w:color w:val="C4BC96" w:themeColor="background2" w:themeShade="BF"/>
-              </w:rPr>
-            </w:pPr>
-            <w:r>
-              <w:rPr>
-                <w:rFonts w:hint="eastAsia"/>
-                <w:color w:val="C4BC96" w:themeColor="background2" w:themeShade="BF"/>
-              </w:rPr>
+            <w:gridSpan w:val="2"/>
+          </w:tcPr>
+          <w:p>
+            <w:pPr>
+              <w:rPr>
+                <w:color w:val="C4BC96" w:themeColor="background2" w:themeShade="BF"/>
+              </w:rPr>
+            </w:pPr>
+            <w:r>
+              <w:rPr>
+                <w:rFonts w:hint="eastAsia"/>
+                <w:color w:val="C4BC96" w:themeColor="background2" w:themeShade="BF"/>
+              </w:rPr>
+              <w:lastRenderedPageBreak/>
               <w:t xml:space="preserve">Domain </w:t>
             </w:r>
             <w:r>
@@ -3864,6 +4633,7 @@
         <w:tc>
           <w:tcPr>
             <w:tcW w:w="992" w:type="dxa"/>
+            <w:gridSpan w:val="2"/>
           </w:tcPr>
           <w:p>
             <w:pPr>
@@ -3883,6 +4653,7 @@
         <w:tc>
           <w:tcPr>
             <w:tcW w:w="1149" w:type="dxa"/>
+            <w:gridSpan w:val="2"/>
           </w:tcPr>
           <w:p>
             <w:pPr>
@@ -3902,6 +4673,7 @@
         <w:tc>
           <w:tcPr>
             <w:tcW w:w="1133" w:type="dxa"/>
+            <w:gridSpan w:val="2"/>
           </w:tcPr>
           <w:p>
             <w:pPr>
@@ -3965,6 +4737,7 @@
         <w:tc>
           <w:tcPr>
             <w:tcW w:w="4206" w:type="dxa"/>
+            <w:gridSpan w:val="2"/>
           </w:tcPr>
           <w:p>
             <w:pPr>
@@ -3998,6 +4771,7 @@
         <w:tc>
           <w:tcPr>
             <w:tcW w:w="992" w:type="dxa"/>
+            <w:gridSpan w:val="2"/>
           </w:tcPr>
           <w:p>
             <w:pPr>
@@ -4017,6 +4791,7 @@
         <w:tc>
           <w:tcPr>
             <w:tcW w:w="1149" w:type="dxa"/>
+            <w:gridSpan w:val="2"/>
           </w:tcPr>
           <w:p>
             <w:pPr>
@@ -4036,6 +4811,7 @@
         <w:tc>
           <w:tcPr>
             <w:tcW w:w="1133" w:type="dxa"/>
+            <w:gridSpan w:val="2"/>
           </w:tcPr>
           <w:p>
             <w:pPr>
@@ -4069,6 +4845,7 @@
         <w:tc>
           <w:tcPr>
             <w:tcW w:w="4206" w:type="dxa"/>
+            <w:gridSpan w:val="2"/>
           </w:tcPr>
           <w:p>
             <w:pPr>
@@ -4095,6 +4872,7 @@
         <w:tc>
           <w:tcPr>
             <w:tcW w:w="992" w:type="dxa"/>
+            <w:gridSpan w:val="2"/>
           </w:tcPr>
           <w:p>
             <w:pPr>
@@ -4128,6 +4906,7 @@
         <w:tc>
           <w:tcPr>
             <w:tcW w:w="1149" w:type="dxa"/>
+            <w:gridSpan w:val="2"/>
           </w:tcPr>
           <w:p>
             <w:pPr>
@@ -4147,6 +4926,7 @@
         <w:tc>
           <w:tcPr>
             <w:tcW w:w="1133" w:type="dxa"/>
+            <w:gridSpan w:val="2"/>
           </w:tcPr>
           <w:p>
             <w:pPr>
@@ -4181,6 +4961,7 @@
         <w:tc>
           <w:tcPr>
             <w:tcW w:w="4206" w:type="dxa"/>
+            <w:gridSpan w:val="2"/>
           </w:tcPr>
           <w:p>
             <w:pPr>
@@ -4213,6 +4994,7 @@
         <w:tc>
           <w:tcPr>
             <w:tcW w:w="992" w:type="dxa"/>
+            <w:gridSpan w:val="2"/>
           </w:tcPr>
           <w:p>
             <w:pPr>
@@ -4232,6 +5014,7 @@
         <w:tc>
           <w:tcPr>
             <w:tcW w:w="1149" w:type="dxa"/>
+            <w:gridSpan w:val="2"/>
           </w:tcPr>
           <w:p>
             <w:pPr>
@@ -4244,6 +5027,7 @@
         <w:tc>
           <w:tcPr>
             <w:tcW w:w="1133" w:type="dxa"/>
+            <w:gridSpan w:val="2"/>
           </w:tcPr>
           <w:p>
             <w:pPr>
@@ -4284,6 +5068,7 @@
         <w:tc>
           <w:tcPr>
             <w:tcW w:w="4206" w:type="dxa"/>
+            <w:gridSpan w:val="2"/>
           </w:tcPr>
           <w:p>
             <w:pPr>
@@ -4310,6 +5095,7 @@
         <w:tc>
           <w:tcPr>
             <w:tcW w:w="992" w:type="dxa"/>
+            <w:gridSpan w:val="2"/>
           </w:tcPr>
           <w:p>
             <w:pPr>
@@ -4329,6 +5115,7 @@
         <w:tc>
           <w:tcPr>
             <w:tcW w:w="1149" w:type="dxa"/>
+            <w:gridSpan w:val="2"/>
           </w:tcPr>
           <w:p>
             <w:pPr>
@@ -4348,6 +5135,7 @@
         <w:tc>
           <w:tcPr>
             <w:tcW w:w="1133" w:type="dxa"/>
+            <w:gridSpan w:val="2"/>
           </w:tcPr>
           <w:p>
             <w:pPr>
@@ -4381,19 +5169,19 @@
         <w:tc>
           <w:tcPr>
             <w:tcW w:w="4206" w:type="dxa"/>
-          </w:tcPr>
-          <w:p>
-            <w:pPr>
-              <w:rPr>
-                <w:color w:val="C4BC96" w:themeColor="background2" w:themeShade="BF"/>
-              </w:rPr>
-            </w:pPr>
-            <w:r>
-              <w:rPr>
-                <w:rFonts w:hint="eastAsia"/>
-                <w:color w:val="C4BC96" w:themeColor="background2" w:themeShade="BF"/>
-              </w:rPr>
-              <w:lastRenderedPageBreak/>
+            <w:gridSpan w:val="2"/>
+          </w:tcPr>
+          <w:p>
+            <w:pPr>
+              <w:rPr>
+                <w:color w:val="C4BC96" w:themeColor="background2" w:themeShade="BF"/>
+              </w:rPr>
+            </w:pPr>
+            <w:r>
+              <w:rPr>
+                <w:rFonts w:hint="eastAsia"/>
+                <w:color w:val="C4BC96" w:themeColor="background2" w:themeShade="BF"/>
+              </w:rPr>
               <w:t>collection</w:t>
             </w:r>
             <w:r>
@@ -4422,6 +5210,7 @@
         <w:tc>
           <w:tcPr>
             <w:tcW w:w="992" w:type="dxa"/>
+            <w:gridSpan w:val="2"/>
           </w:tcPr>
           <w:p>
             <w:pPr>
@@ -4441,6 +5230,7 @@
         <w:tc>
           <w:tcPr>
             <w:tcW w:w="1149" w:type="dxa"/>
+            <w:gridSpan w:val="2"/>
           </w:tcPr>
           <w:p>
             <w:pPr>
@@ -4460,6 +5250,7 @@
         <w:tc>
           <w:tcPr>
             <w:tcW w:w="1133" w:type="dxa"/>
+            <w:gridSpan w:val="2"/>
           </w:tcPr>
           <w:p>
             <w:pPr>
@@ -4516,6 +5307,7 @@
         <w:tc>
           <w:tcPr>
             <w:tcW w:w="4206" w:type="dxa"/>
+            <w:gridSpan w:val="2"/>
           </w:tcPr>
           <w:p>
             <w:pPr>
@@ -4549,6 +5341,7 @@
         <w:tc>
           <w:tcPr>
             <w:tcW w:w="992" w:type="dxa"/>
+            <w:gridSpan w:val="2"/>
           </w:tcPr>
           <w:p>
             <w:pPr>
@@ -4568,6 +5361,7 @@
         <w:tc>
           <w:tcPr>
             <w:tcW w:w="1149" w:type="dxa"/>
+            <w:gridSpan w:val="2"/>
           </w:tcPr>
           <w:p>
             <w:pPr>
@@ -4587,6 +5381,7 @@
         <w:tc>
           <w:tcPr>
             <w:tcW w:w="1133" w:type="dxa"/>
+            <w:gridSpan w:val="2"/>
           </w:tcPr>
           <w:p>
             <w:pPr>
@@ -4626,62 +5421,107 @@
       <w:tr>
         <w:tc>
           <w:tcPr>
-            <w:tcW w:w="4206" w:type="dxa"/>
-          </w:tcPr>
-          <w:p>
-            <w:pPr>
-              <w:rPr>
-                <w:color w:val="C4BC96" w:themeColor="background2" w:themeShade="BF"/>
-              </w:rPr>
-            </w:pPr>
+            <w:tcW w:w="3652" w:type="dxa"/>
+          </w:tcPr>
+          <w:p>
+            <w:pPr>
+              <w:rPr>
+                <w:color w:val="EEECE1" w:themeColor="background2"/>
+              </w:rPr>
+            </w:pPr>
+            <w:r>
+              <w:rPr>
+                <w:color w:val="EEECE1" w:themeColor="background2"/>
+              </w:rPr>
+              <w:t>P</w:t>
+            </w:r>
+            <w:r>
+              <w:rPr>
+                <w:rFonts w:hint="eastAsia"/>
+                <w:color w:val="EEECE1" w:themeColor="background2"/>
+              </w:rPr>
+              <w:t>ython</w:t>
+            </w:r>
+            <w:r>
+              <w:rPr>
+                <w:rFonts w:hint="eastAsia"/>
+                <w:color w:val="EEECE1" w:themeColor="background2"/>
+              </w:rPr>
+              <w:t>测试</w:t>
+            </w:r>
           </w:p>
         </w:tc>
         <w:tc>
           <w:tcPr>
             <w:tcW w:w="992" w:type="dxa"/>
-          </w:tcPr>
-          <w:p>
-            <w:pPr>
-              <w:rPr>
-                <w:color w:val="C4BC96" w:themeColor="background2" w:themeShade="BF"/>
-              </w:rPr>
-            </w:pPr>
-          </w:p>
-        </w:tc>
-        <w:tc>
-          <w:tcPr>
-            <w:tcW w:w="1149" w:type="dxa"/>
-          </w:tcPr>
-          <w:p>
-            <w:pPr>
-              <w:rPr>
-                <w:color w:val="C4BC96" w:themeColor="background2" w:themeShade="BF"/>
-              </w:rPr>
-            </w:pPr>
-          </w:p>
-        </w:tc>
-        <w:tc>
-          <w:tcPr>
-            <w:tcW w:w="1133" w:type="dxa"/>
-          </w:tcPr>
-          <w:p>
-            <w:pPr>
-              <w:rPr>
-                <w:color w:val="C4BC96" w:themeColor="background2" w:themeShade="BF"/>
-              </w:rPr>
-            </w:pPr>
-          </w:p>
-        </w:tc>
-        <w:tc>
-          <w:tcPr>
-            <w:tcW w:w="1042" w:type="dxa"/>
-          </w:tcPr>
-          <w:p>
-            <w:pPr>
-              <w:rPr>
-                <w:color w:val="C4BC96" w:themeColor="background2" w:themeShade="BF"/>
-              </w:rPr>
-            </w:pPr>
+            <w:gridSpan w:val="2"/>
+          </w:tcPr>
+          <w:p>
+            <w:pPr>
+              <w:rPr>
+                <w:color w:val="EEECE1" w:themeColor="background2"/>
+              </w:rPr>
+            </w:pPr>
+            <w:r>
+              <w:rPr>
+                <w:rFonts w:hint="eastAsia"/>
+                <w:color w:val="EEECE1" w:themeColor="background2"/>
+              </w:rPr>
+              <w:t>刘武兴</w:t>
+            </w:r>
+          </w:p>
+        </w:tc>
+        <w:tc>
+          <w:tcPr>
+            <w:tcW w:w="1044" w:type="dxa"/>
+            <w:gridSpan w:val="2"/>
+          </w:tcPr>
+          <w:p>
+            <w:pPr>
+              <w:rPr>
+                <w:color w:val="EEECE1" w:themeColor="background2"/>
+              </w:rPr>
+            </w:pPr>
+            <w:r>
+              <w:rPr>
+                <w:rFonts w:hint="eastAsia"/>
+                <w:color w:val="EEECE1" w:themeColor="background2"/>
+              </w:rPr>
+              <w:t>6-16</w:t>
+            </w:r>
+          </w:p>
+        </w:tc>
+        <w:tc>
+          <w:tcPr>
+            <w:tcW w:w="1016" w:type="dxa"/>
+            <w:gridSpan w:val="2"/>
+          </w:tcPr>
+          <w:p>
+            <w:pPr>
+              <w:rPr>
+                <w:color w:val="EEECE1" w:themeColor="background2"/>
+              </w:rPr>
+            </w:pPr>
+          </w:p>
+        </w:tc>
+        <w:tc>
+          <w:tcPr>
+            <w:tcW w:w="1818" w:type="dxa"/>
+            <w:gridSpan w:val="2"/>
+          </w:tcPr>
+          <w:p>
+            <w:pPr>
+              <w:rPr>
+                <w:color w:val="EEECE1" w:themeColor="background2"/>
+              </w:rPr>
+            </w:pPr>
+            <w:r>
+              <w:rPr>
+                <w:rFonts w:hint="eastAsia"/>
+                <w:color w:val="EEECE1" w:themeColor="background2"/>
+              </w:rPr>
+              <w:t>开始测试。根据场景测试，只是覆盖正常使用场景</w:t>
+            </w:r>
           </w:p>
         </w:tc>
       </w:tr>
